--- a/R2_T03_05_Red_Kruzna_lista_Kolo.docx
+++ b/R2_T03_05_Red_Kruzna_lista_Kolo.docx
@@ -1,6 +1,6 @@
 
 <file path=word/document.xml><?xml version="1.0" encoding="utf-8"?>
-<w:document xmlns:wpc="http://schemas.microsoft.com/office/word/2010/wordprocessingCanvas" xmlns:cx="http://schemas.microsoft.com/office/drawing/2014/chartex" xmlns:cx1="http://schemas.microsoft.com/office/drawing/2015/9/8/chartex" xmlns:cx2="http://schemas.microsoft.com/office/drawing/2015/10/21/chartex" xmlns:cx3="http://schemas.microsoft.com/office/drawing/2016/5/9/chartex" xmlns:cx4="http://schemas.microsoft.com/office/drawing/2016/5/10/chartex" xmlns:cx5="http://schemas.microsoft.com/office/drawing/2016/5/11/chartex" xmlns:cx6="http://schemas.microsoft.com/office/drawing/2016/5/12/chartex" xmlns:cx7="http://schemas.microsoft.com/office/drawing/2016/5/13/chartex" xmlns:cx8="http://schemas.microsoft.com/office/drawing/2016/5/14/chartex" xmlns:mc="http://schemas.openxmlformats.org/markup-compatibility/2006" xmlns:aink="http://schemas.microsoft.com/office/drawing/2016/ink" xmlns:am3d="http://schemas.microsoft.com/office/drawing/2017/model3d" xmlns:o="urn:schemas-microsoft-com:office:office" xmlns:r="http://schemas.openxmlformats.org/officeDocument/2006/relationships" xmlns:m="http://schemas.openxmlformats.org/officeDocument/2006/math" xmlns:v="urn:schemas-microsoft-com:vml" xmlns:wp14="http://schemas.microsoft.com/office/word/2010/wordprocessingDrawing" xmlns:wp="http://schemas.openxmlformats.org/drawingml/2006/wordprocessingDrawing" xmlns:w10="urn:schemas-microsoft-com:office:word" xmlns:w="http://schemas.openxmlformats.org/wordprocessingml/2006/main" xmlns:w14="http://schemas.microsoft.com/office/word/2010/wordml" xmlns:w15="http://schemas.microsoft.com/office/word/2012/wordml" xmlns:w16cex="http://schemas.microsoft.com/office/word/2018/wordml/cex" xmlns:w16cid="http://schemas.microsoft.com/office/word/2016/wordml/cid" xmlns:w16="http://schemas.microsoft.com/office/word/2018/wordml" xmlns:w16se="http://schemas.microsoft.com/office/word/2015/wordml/symex" xmlns:wpg="http://schemas.microsoft.com/office/word/2010/wordprocessingGroup" xmlns:wpi="http://schemas.microsoft.com/office/word/2010/wordprocessingInk" xmlns:wne="http://schemas.microsoft.com/office/word/2006/wordml" xmlns:wps="http://schemas.microsoft.com/office/word/2010/wordprocessingShape" mc:Ignorable="w14 w15 w16se w16cid w16 w16cex wp14">
+<w:document xmlns:wpc="http://schemas.microsoft.com/office/word/2010/wordprocessingCanvas" xmlns:cx="http://schemas.microsoft.com/office/drawing/2014/chartex" xmlns:cx1="http://schemas.microsoft.com/office/drawing/2015/9/8/chartex" xmlns:cx2="http://schemas.microsoft.com/office/drawing/2015/10/21/chartex" xmlns:cx3="http://schemas.microsoft.com/office/drawing/2016/5/9/chartex" xmlns:cx4="http://schemas.microsoft.com/office/drawing/2016/5/10/chartex" xmlns:cx5="http://schemas.microsoft.com/office/drawing/2016/5/11/chartex" xmlns:cx6="http://schemas.microsoft.com/office/drawing/2016/5/12/chartex" xmlns:cx7="http://schemas.microsoft.com/office/drawing/2016/5/13/chartex" xmlns:cx8="http://schemas.microsoft.com/office/drawing/2016/5/14/chartex" xmlns:mc="http://schemas.openxmlformats.org/markup-compatibility/2006" xmlns:aink="http://schemas.microsoft.com/office/drawing/2016/ink" xmlns:am3d="http://schemas.microsoft.com/office/drawing/2017/model3d" xmlns:o="urn:schemas-microsoft-com:office:office" xmlns:oel="http://schemas.microsoft.com/office/2019/extlst" xmlns:r="http://schemas.openxmlformats.org/officeDocument/2006/relationships" xmlns:m="http://schemas.openxmlformats.org/officeDocument/2006/math" xmlns:v="urn:schemas-microsoft-com:vml" xmlns:wp14="http://schemas.microsoft.com/office/word/2010/wordprocessingDrawing" xmlns:wp="http://schemas.openxmlformats.org/drawingml/2006/wordprocessingDrawing" xmlns:w10="urn:schemas-microsoft-com:office:word" xmlns:w="http://schemas.openxmlformats.org/wordprocessingml/2006/main" xmlns:w14="http://schemas.microsoft.com/office/word/2010/wordml" xmlns:w15="http://schemas.microsoft.com/office/word/2012/wordml" xmlns:w16cex="http://schemas.microsoft.com/office/word/2018/wordml/cex" xmlns:w16cid="http://schemas.microsoft.com/office/word/2016/wordml/cid" xmlns:w16="http://schemas.microsoft.com/office/word/2018/wordml" xmlns:w16du="http://schemas.microsoft.com/office/word/2023/wordml/word16du" xmlns:w16sdtdh="http://schemas.microsoft.com/office/word/2020/wordml/sdtdatahash" xmlns:w16sdtfl="http://schemas.microsoft.com/office/word/2024/wordml/sdtformatlock" xmlns:w16se="http://schemas.microsoft.com/office/word/2015/wordml/symex" xmlns:wpg="http://schemas.microsoft.com/office/word/2010/wordprocessingGroup" xmlns:wpi="http://schemas.microsoft.com/office/word/2010/wordprocessingInk" xmlns:wne="http://schemas.microsoft.com/office/word/2006/wordml" xmlns:wps="http://schemas.microsoft.com/office/word/2010/wordprocessingShape" mc:Ignorable="w14 w15 w16se w16cid w16 w16cex w16sdtdh w16sdtfl w16du wp14">
   <w:body>
     <w:p>
       <w:pPr>
@@ -3539,7 +3539,7 @@
           <w:lang w:eastAsia="sr-Latn-RS"/>
         </w:rPr>
         <w:drawing>
-          <wp:inline distT="0" distB="0" distL="0" distR="0" wp14:anchorId="7E6364A6" wp14:editId="46191D6E">
+          <wp:inline distT="0" distB="0" distL="0" distR="0" wp14:anchorId="7E6364A6" wp14:editId="74FD50E6">
             <wp:extent cx="920565" cy="376766"/>
             <wp:effectExtent l="0" t="0" r="0" b="4445"/>
             <wp:docPr id="7" name="Picture 7"/>
@@ -18906,7 +18906,7 @@
                 <w:lang w:val="sr-Cyrl-RS" w:eastAsia="sr-Latn-RS"/>
               </w:rPr>
               <w:drawing>
-                <wp:inline distT="0" distB="0" distL="0" distR="0" wp14:anchorId="74B919FB" wp14:editId="4C1D20F6">
+                <wp:inline distT="0" distB="0" distL="0" distR="0" wp14:anchorId="74B919FB" wp14:editId="56361CD7">
                   <wp:extent cx="1815530" cy="447040"/>
                   <wp:effectExtent l="0" t="0" r="0" b="0"/>
                   <wp:docPr id="19" name="Picture 19"/>
@@ -23545,21 +23545,7 @@
           <w:rFonts w:eastAsia="Times New Roman" w:cstheme="minorHAnsi"/>
           <w:lang w:val="sr-Cyrl-RS" w:eastAsia="sr-Latn-RS"/>
         </w:rPr>
-        <w:t xml:space="preserve"> </w:t>
-      </w:r>
-      <w:r>
-        <w:rPr>
-          <w:rFonts w:eastAsia="Times New Roman" w:cstheme="minorHAnsi"/>
-          <w:lang w:val="sr-Cyrl-RS" w:eastAsia="sr-Latn-RS"/>
-        </w:rPr>
-        <w:t>(напомена: видео је без звука)</w:t>
-      </w:r>
-      <w:r>
-        <w:rPr>
-          <w:rFonts w:eastAsia="Times New Roman" w:cstheme="minorHAnsi"/>
-          <w:lang w:val="sr-Cyrl-RS" w:eastAsia="sr-Latn-RS"/>
-        </w:rPr>
-        <w:t>.</w:t>
+        <w:t xml:space="preserve"> (напомена: видео је без звука).</w:t>
       </w:r>
     </w:p>
     <w:p>
@@ -27537,19 +27523,7 @@
         <w:rPr>
           <w:lang w:val="sr-Cyrl-RS"/>
         </w:rPr>
-        <w:t xml:space="preserve">коришћењем </w:t>
-      </w:r>
-      <w:r>
-        <w:rPr>
-          <w:lang w:val="sr-Cyrl-RS"/>
-        </w:rPr>
-        <w:t xml:space="preserve">повезане (линковане) </w:t>
-      </w:r>
-      <w:r>
-        <w:rPr>
-          <w:lang w:val="sr-Cyrl-RS"/>
-        </w:rPr>
-        <w:t>листе</w:t>
+        <w:t>коришћењем повезане (линковане) листе</w:t>
       </w:r>
     </w:p>
     <w:tbl>
@@ -32469,19 +32443,7 @@
         <w:rPr>
           <w:lang w:val="en-US"/>
         </w:rPr>
-        <w:t>C</w:t>
-      </w:r>
-      <w:r>
-        <w:rPr>
-          <w:lang w:val="en-US"/>
-        </w:rPr>
-        <w:t>++</w:t>
-      </w:r>
-      <w:r>
-        <w:rPr>
-          <w:lang w:val="en-US"/>
-        </w:rPr>
-        <w:t xml:space="preserve"> </w:t>
+        <w:t xml:space="preserve">C++ </w:t>
       </w:r>
       <w:r>
         <w:rPr>
@@ -32564,6 +32526,25 @@
                 <w:szCs w:val="16"/>
                 <w:lang w:val="sr-Cyrl-RS" w:eastAsia="sr-Latn-RS"/>
               </w:rPr>
+              <w:t>#include &lt;deque&gt;</w:t>
+            </w:r>
+          </w:p>
+          <w:p>
+            <w:pPr>
+              <w:rPr>
+                <w:rFonts w:ascii="Consolas" w:eastAsia="Times New Roman" w:hAnsi="Consolas" w:cstheme="minorHAnsi"/>
+                <w:sz w:val="16"/>
+                <w:szCs w:val="16"/>
+                <w:lang w:val="sr-Cyrl-RS" w:eastAsia="sr-Latn-RS"/>
+              </w:rPr>
+            </w:pPr>
+            <w:r>
+              <w:rPr>
+                <w:rFonts w:ascii="Consolas" w:eastAsia="Times New Roman" w:hAnsi="Consolas" w:cstheme="minorHAnsi"/>
+                <w:sz w:val="16"/>
+                <w:szCs w:val="16"/>
+                <w:lang w:val="sr-Cyrl-RS" w:eastAsia="sr-Latn-RS"/>
+              </w:rPr>
               <w:t>#include &lt;string&gt;</w:t>
             </w:r>
           </w:p>
@@ -32595,6 +32576,16 @@
                 <w:lang w:val="sr-Cyrl-RS" w:eastAsia="sr-Latn-RS"/>
               </w:rPr>
             </w:pPr>
+          </w:p>
+          <w:p>
+            <w:pPr>
+              <w:rPr>
+                <w:rFonts w:ascii="Consolas" w:eastAsia="Times New Roman" w:hAnsi="Consolas" w:cstheme="minorHAnsi"/>
+                <w:sz w:val="16"/>
+                <w:szCs w:val="16"/>
+                <w:lang w:val="sr-Cyrl-RS" w:eastAsia="sr-Latn-RS"/>
+              </w:rPr>
+            </w:pPr>
             <w:r>
               <w:rPr>
                 <w:rFonts w:ascii="Consolas" w:eastAsia="Times New Roman" w:hAnsi="Consolas" w:cstheme="minorHAnsi"/>
@@ -32678,7 +32669,7 @@
                 <w:szCs w:val="16"/>
                 <w:lang w:val="sr-Cyrl-RS" w:eastAsia="sr-Latn-RS"/>
               </w:rPr>
-              <w:t xml:space="preserve">    list&lt;int&gt; a;                   // ekvivalent LinkedList&lt;int&gt;</w:t>
+              <w:t xml:space="preserve">    deque&lt;int&gt; a;                   // ekvivalent LinkedList&lt;int&gt;</w:t>
             </w:r>
           </w:p>
           <w:p>
@@ -32747,78 +32738,81 @@
                 <w:lang w:val="sr-Cyrl-RS" w:eastAsia="sr-Latn-RS"/>
               </w:rPr>
             </w:pPr>
-            <w:r>
-              <w:rPr>
-                <w:rFonts w:ascii="Consolas" w:eastAsia="Times New Roman" w:hAnsi="Consolas" w:cstheme="minorHAnsi"/>
-                <w:sz w:val="16"/>
-                <w:szCs w:val="16"/>
-                <w:lang w:val="sr-Cyrl-RS" w:eastAsia="sr-Latn-RS"/>
-              </w:rPr>
-              <w:t xml:space="preserve">        if (c == 'u')</w:t>
-            </w:r>
-            <w:r>
-              <w:rPr>
-                <w:rFonts w:ascii="Consolas" w:eastAsia="Times New Roman" w:hAnsi="Consolas" w:cstheme="minorHAnsi"/>
-                <w:sz w:val="16"/>
-                <w:szCs w:val="16"/>
-                <w:lang w:val="en-US" w:eastAsia="sr-Latn-RS"/>
-              </w:rPr>
-              <w:t xml:space="preserve"> </w:t>
-            </w:r>
-            <w:r>
-              <w:rPr>
-                <w:rFonts w:ascii="Consolas" w:eastAsia="Times New Roman" w:hAnsi="Consolas" w:cstheme="minorHAnsi"/>
-                <w:sz w:val="16"/>
-                <w:szCs w:val="16"/>
-                <w:lang w:val="sr-Cyrl-RS" w:eastAsia="sr-Latn-RS"/>
-              </w:rPr>
-              <w:t>a.push_front(a.size() + 1);</w:t>
-            </w:r>
-            <w:r>
-              <w:rPr>
-                <w:rFonts w:ascii="Consolas" w:eastAsia="Times New Roman" w:hAnsi="Consolas" w:cstheme="minorHAnsi"/>
-                <w:sz w:val="16"/>
-                <w:szCs w:val="16"/>
-                <w:lang w:val="en-US" w:eastAsia="sr-Latn-RS"/>
-              </w:rPr>
-              <w:t xml:space="preserve"> </w:t>
-            </w:r>
-            <w:r>
-              <w:rPr>
-                <w:rFonts w:ascii="Consolas" w:eastAsia="Times New Roman" w:hAnsi="Consolas" w:cstheme="minorHAnsi"/>
-                <w:sz w:val="16"/>
-                <w:szCs w:val="16"/>
-                <w:lang w:val="sr-Cyrl-RS" w:eastAsia="sr-Latn-RS"/>
-              </w:rPr>
-              <w:t>// dodavanje novog igraca na pocetak</w:t>
-            </w:r>
-          </w:p>
-          <w:p>
-            <w:pPr>
-              <w:rPr>
-                <w:rFonts w:ascii="Consolas" w:eastAsia="Times New Roman" w:hAnsi="Consolas" w:cstheme="minorHAnsi"/>
-                <w:sz w:val="16"/>
-                <w:szCs w:val="16"/>
-                <w:lang w:val="en-US" w:eastAsia="sr-Latn-RS"/>
-              </w:rPr>
-            </w:pPr>
-            <w:r>
-              <w:rPr>
-                <w:rFonts w:ascii="Consolas" w:eastAsia="Times New Roman" w:hAnsi="Consolas" w:cstheme="minorHAnsi"/>
-                <w:sz w:val="16"/>
-                <w:szCs w:val="16"/>
-                <w:lang w:val="sr-Cyrl-RS" w:eastAsia="sr-Latn-RS"/>
-              </w:rPr>
-              <w:t xml:space="preserve">        else if (c == 'i' &amp;&amp; !a.empty()) a.pop_front();</w:t>
-            </w:r>
-            <w:r>
-              <w:rPr>
-                <w:rFonts w:ascii="Consolas" w:eastAsia="Times New Roman" w:hAnsi="Consolas" w:cstheme="minorHAnsi"/>
-                <w:sz w:val="16"/>
-                <w:szCs w:val="16"/>
-                <w:lang w:val="sr-Cyrl-RS" w:eastAsia="sr-Latn-RS"/>
-              </w:rPr>
-              <w:t>// izbacivanje prvog</w:t>
+          </w:p>
+          <w:p>
+            <w:pPr>
+              <w:rPr>
+                <w:rFonts w:ascii="Consolas" w:eastAsia="Times New Roman" w:hAnsi="Consolas" w:cstheme="minorHAnsi"/>
+                <w:sz w:val="16"/>
+                <w:szCs w:val="16"/>
+                <w:lang w:val="sr-Cyrl-RS" w:eastAsia="sr-Latn-RS"/>
+              </w:rPr>
+            </w:pPr>
+            <w:r>
+              <w:rPr>
+                <w:rFonts w:ascii="Consolas" w:eastAsia="Times New Roman" w:hAnsi="Consolas" w:cstheme="minorHAnsi"/>
+                <w:sz w:val="16"/>
+                <w:szCs w:val="16"/>
+                <w:lang w:val="sr-Cyrl-RS" w:eastAsia="sr-Latn-RS"/>
+              </w:rPr>
+              <w:t xml:space="preserve">        if (c == 'u')              // dodavanje novog igraca na pocetak</w:t>
+            </w:r>
+          </w:p>
+          <w:p>
+            <w:pPr>
+              <w:rPr>
+                <w:rFonts w:ascii="Consolas" w:eastAsia="Times New Roman" w:hAnsi="Consolas" w:cstheme="minorHAnsi"/>
+                <w:sz w:val="16"/>
+                <w:szCs w:val="16"/>
+                <w:lang w:val="sr-Cyrl-RS" w:eastAsia="sr-Latn-RS"/>
+              </w:rPr>
+            </w:pPr>
+            <w:r>
+              <w:rPr>
+                <w:rFonts w:ascii="Consolas" w:eastAsia="Times New Roman" w:hAnsi="Consolas" w:cstheme="minorHAnsi"/>
+                <w:sz w:val="16"/>
+                <w:szCs w:val="16"/>
+                <w:lang w:val="sr-Cyrl-RS" w:eastAsia="sr-Latn-RS"/>
+              </w:rPr>
+              <w:t xml:space="preserve">            a.push_front(a.size() + 1);</w:t>
+            </w:r>
+          </w:p>
+          <w:p>
+            <w:pPr>
+              <w:rPr>
+                <w:rFonts w:ascii="Consolas" w:eastAsia="Times New Roman" w:hAnsi="Consolas" w:cstheme="minorHAnsi"/>
+                <w:sz w:val="16"/>
+                <w:szCs w:val="16"/>
+                <w:lang w:val="sr-Cyrl-RS" w:eastAsia="sr-Latn-RS"/>
+              </w:rPr>
+            </w:pPr>
+            <w:r>
+              <w:rPr>
+                <w:rFonts w:ascii="Consolas" w:eastAsia="Times New Roman" w:hAnsi="Consolas" w:cstheme="minorHAnsi"/>
+                <w:sz w:val="16"/>
+                <w:szCs w:val="16"/>
+                <w:lang w:val="sr-Cyrl-RS" w:eastAsia="sr-Latn-RS"/>
+              </w:rPr>
+              <w:t xml:space="preserve">        else if (c == 'i' &amp;&amp; !a.empty())   // izbacivanje prvog</w:t>
+            </w:r>
+          </w:p>
+          <w:p>
+            <w:pPr>
+              <w:rPr>
+                <w:rFonts w:ascii="Consolas" w:eastAsia="Times New Roman" w:hAnsi="Consolas" w:cstheme="minorHAnsi"/>
+                <w:sz w:val="16"/>
+                <w:szCs w:val="16"/>
+                <w:lang w:val="sr-Cyrl-RS" w:eastAsia="sr-Latn-RS"/>
+              </w:rPr>
+            </w:pPr>
+            <w:r>
+              <w:rPr>
+                <w:rFonts w:ascii="Consolas" w:eastAsia="Times New Roman" w:hAnsi="Consolas" w:cstheme="minorHAnsi"/>
+                <w:sz w:val="16"/>
+                <w:szCs w:val="16"/>
+                <w:lang w:val="sr-Cyrl-RS" w:eastAsia="sr-Latn-RS"/>
+              </w:rPr>
+              <w:t xml:space="preserve">            a.pop_front();</w:t>
             </w:r>
           </w:p>
           <w:p>
@@ -32970,6 +32964,25 @@
                 <w:szCs w:val="16"/>
                 <w:lang w:val="sr-Cyrl-RS" w:eastAsia="sr-Latn-RS"/>
               </w:rPr>
+              <w:t xml:space="preserve">    // priprema za stampu</w:t>
+            </w:r>
+          </w:p>
+          <w:p>
+            <w:pPr>
+              <w:rPr>
+                <w:rFonts w:ascii="Consolas" w:eastAsia="Times New Roman" w:hAnsi="Consolas" w:cstheme="minorHAnsi"/>
+                <w:sz w:val="16"/>
+                <w:szCs w:val="16"/>
+                <w:lang w:val="sr-Cyrl-RS" w:eastAsia="sr-Latn-RS"/>
+              </w:rPr>
+            </w:pPr>
+            <w:r>
+              <w:rPr>
+                <w:rFonts w:ascii="Consolas" w:eastAsia="Times New Roman" w:hAnsi="Consolas" w:cstheme="minorHAnsi"/>
+                <w:sz w:val="16"/>
+                <w:szCs w:val="16"/>
+                <w:lang w:val="sr-Cyrl-RS" w:eastAsia="sr-Latn-RS"/>
+              </w:rPr>
               <w:t xml:space="preserve">    if (!a.empty())</w:t>
             </w:r>
           </w:p>
@@ -33066,6 +33079,25 @@
                 <w:lang w:val="sr-Cyrl-RS" w:eastAsia="sr-Latn-RS"/>
               </w:rPr>
               <w:t xml:space="preserve">    }</w:t>
+            </w:r>
+          </w:p>
+          <w:p>
+            <w:pPr>
+              <w:rPr>
+                <w:rFonts w:ascii="Consolas" w:eastAsia="Times New Roman" w:hAnsi="Consolas" w:cstheme="minorHAnsi"/>
+                <w:sz w:val="16"/>
+                <w:szCs w:val="16"/>
+                <w:lang w:val="sr-Cyrl-RS" w:eastAsia="sr-Latn-RS"/>
+              </w:rPr>
+            </w:pPr>
+            <w:r>
+              <w:rPr>
+                <w:rFonts w:ascii="Consolas" w:eastAsia="Times New Roman" w:hAnsi="Consolas" w:cstheme="minorHAnsi"/>
+                <w:sz w:val="16"/>
+                <w:szCs w:val="16"/>
+                <w:lang w:val="sr-Cyrl-RS" w:eastAsia="sr-Latn-RS"/>
+              </w:rPr>
+              <w:t xml:space="preserve">    // IZLAZ: 1 2 4 5</w:t>
             </w:r>
           </w:p>
           <w:p>
@@ -33245,14 +33277,7 @@
           <w:rFonts w:eastAsia="Times New Roman" w:cstheme="minorHAnsi"/>
           <w:lang w:val="sr-Cyrl-RS" w:eastAsia="sr-Latn-RS"/>
         </w:rPr>
-        <w:t>++</w:t>
-      </w:r>
-      <w:r>
-        <w:rPr>
-          <w:rFonts w:eastAsia="Times New Roman" w:cstheme="minorHAnsi"/>
-          <w:lang w:val="sr-Cyrl-RS" w:eastAsia="sr-Latn-RS"/>
-        </w:rPr>
-        <w:t xml:space="preserve"> се може преузети са следећег линка: </w:t>
+        <w:t xml:space="preserve">++ се може преузети са следећег линка: </w:t>
       </w:r>
       <w:hyperlink r:id="rId35" w:history="1">
         <w:r>
@@ -33283,13 +33308,7 @@
         <w:rPr>
           <w:lang w:val="sr-Cyrl-RS"/>
         </w:rPr>
-        <w:t xml:space="preserve">Програмски код у </w:t>
-      </w:r>
-      <w:r>
-        <w:rPr>
-          <w:lang w:val="sr-Cyrl-RS"/>
-        </w:rPr>
-        <w:t>Јави</w:t>
+        <w:t>Програмски код у Јави</w:t>
       </w:r>
       <w:r>
         <w:rPr>
@@ -33334,236 +33353,132 @@
                 <w:szCs w:val="16"/>
                 <w:lang w:val="sr-Cyrl-RS" w:eastAsia="sr-Latn-RS"/>
               </w:rPr>
-              <w:t>#include &lt;iostream&gt;</w:t>
-            </w:r>
-          </w:p>
-          <w:p>
-            <w:pPr>
-              <w:rPr>
-                <w:rFonts w:ascii="Consolas" w:eastAsia="Times New Roman" w:hAnsi="Consolas" w:cstheme="minorHAnsi"/>
-                <w:sz w:val="16"/>
-                <w:szCs w:val="16"/>
-                <w:lang w:val="sr-Cyrl-RS" w:eastAsia="sr-Latn-RS"/>
-              </w:rPr>
-            </w:pPr>
-            <w:r>
-              <w:rPr>
-                <w:rFonts w:ascii="Consolas" w:eastAsia="Times New Roman" w:hAnsi="Consolas" w:cstheme="minorHAnsi"/>
-                <w:sz w:val="16"/>
-                <w:szCs w:val="16"/>
-                <w:lang w:val="sr-Cyrl-RS" w:eastAsia="sr-Latn-RS"/>
-              </w:rPr>
-              <w:t>#include &lt;list&gt;</w:t>
-            </w:r>
-          </w:p>
-          <w:p>
-            <w:pPr>
-              <w:rPr>
-                <w:rFonts w:ascii="Consolas" w:eastAsia="Times New Roman" w:hAnsi="Consolas" w:cstheme="minorHAnsi"/>
-                <w:sz w:val="16"/>
-                <w:szCs w:val="16"/>
-                <w:lang w:val="sr-Cyrl-RS" w:eastAsia="sr-Latn-RS"/>
-              </w:rPr>
-            </w:pPr>
-            <w:r>
-              <w:rPr>
-                <w:rFonts w:ascii="Consolas" w:eastAsia="Times New Roman" w:hAnsi="Consolas" w:cstheme="minorHAnsi"/>
-                <w:sz w:val="16"/>
-                <w:szCs w:val="16"/>
-                <w:lang w:val="sr-Cyrl-RS" w:eastAsia="sr-Latn-RS"/>
-              </w:rPr>
-              <w:t>#include &lt;string&gt;</w:t>
-            </w:r>
-          </w:p>
-          <w:p>
-            <w:pPr>
-              <w:rPr>
-                <w:rFonts w:ascii="Consolas" w:eastAsia="Times New Roman" w:hAnsi="Consolas" w:cstheme="minorHAnsi"/>
-                <w:sz w:val="16"/>
-                <w:szCs w:val="16"/>
-                <w:lang w:val="sr-Cyrl-RS" w:eastAsia="sr-Latn-RS"/>
-              </w:rPr>
-            </w:pPr>
-            <w:r>
-              <w:rPr>
-                <w:rFonts w:ascii="Consolas" w:eastAsia="Times New Roman" w:hAnsi="Consolas" w:cstheme="minorHAnsi"/>
-                <w:sz w:val="16"/>
-                <w:szCs w:val="16"/>
-                <w:lang w:val="sr-Cyrl-RS" w:eastAsia="sr-Latn-RS"/>
-              </w:rPr>
-              <w:t>using namespace std;</w:t>
-            </w:r>
-          </w:p>
-          <w:p>
-            <w:pPr>
-              <w:rPr>
-                <w:rFonts w:ascii="Consolas" w:eastAsia="Times New Roman" w:hAnsi="Consolas" w:cstheme="minorHAnsi"/>
-                <w:sz w:val="16"/>
-                <w:szCs w:val="16"/>
-                <w:lang w:val="sr-Cyrl-RS" w:eastAsia="sr-Latn-RS"/>
-              </w:rPr>
-            </w:pPr>
-            <w:r>
-              <w:rPr>
-                <w:rFonts w:ascii="Consolas" w:eastAsia="Times New Roman" w:hAnsi="Consolas" w:cstheme="minorHAnsi"/>
-                <w:sz w:val="16"/>
-                <w:szCs w:val="16"/>
-                <w:lang w:val="sr-Cyrl-RS" w:eastAsia="sr-Latn-RS"/>
-              </w:rPr>
-              <w:t>int main()</w:t>
-            </w:r>
-          </w:p>
-          <w:p>
-            <w:pPr>
-              <w:rPr>
-                <w:rFonts w:ascii="Consolas" w:eastAsia="Times New Roman" w:hAnsi="Consolas" w:cstheme="minorHAnsi"/>
-                <w:sz w:val="16"/>
-                <w:szCs w:val="16"/>
-                <w:lang w:val="sr-Cyrl-RS" w:eastAsia="sr-Latn-RS"/>
-              </w:rPr>
-            </w:pPr>
-            <w:r>
-              <w:rPr>
-                <w:rFonts w:ascii="Consolas" w:eastAsia="Times New Roman" w:hAnsi="Consolas" w:cstheme="minorHAnsi"/>
-                <w:sz w:val="16"/>
-                <w:szCs w:val="16"/>
-                <w:lang w:val="sr-Cyrl-RS" w:eastAsia="sr-Latn-RS"/>
-              </w:rPr>
-              <w:t>{</w:t>
-            </w:r>
-          </w:p>
-          <w:p>
-            <w:pPr>
-              <w:rPr>
-                <w:rFonts w:ascii="Consolas" w:eastAsia="Times New Roman" w:hAnsi="Consolas" w:cstheme="minorHAnsi"/>
-                <w:sz w:val="16"/>
-                <w:szCs w:val="16"/>
-                <w:lang w:val="sr-Cyrl-RS" w:eastAsia="sr-Latn-RS"/>
-              </w:rPr>
-            </w:pPr>
-            <w:r>
-              <w:rPr>
-                <w:rFonts w:ascii="Consolas" w:eastAsia="Times New Roman" w:hAnsi="Consolas" w:cstheme="minorHAnsi"/>
-                <w:sz w:val="16"/>
-                <w:szCs w:val="16"/>
-                <w:lang w:val="sr-Cyrl-RS" w:eastAsia="sr-Latn-RS"/>
-              </w:rPr>
-              <w:t xml:space="preserve">    string s;</w:t>
-            </w:r>
-          </w:p>
-          <w:p>
-            <w:pPr>
-              <w:rPr>
-                <w:rFonts w:ascii="Consolas" w:eastAsia="Times New Roman" w:hAnsi="Consolas" w:cstheme="minorHAnsi"/>
-                <w:sz w:val="16"/>
-                <w:szCs w:val="16"/>
-                <w:lang w:val="sr-Cyrl-RS" w:eastAsia="sr-Latn-RS"/>
-              </w:rPr>
-            </w:pPr>
-            <w:r>
-              <w:rPr>
-                <w:rFonts w:ascii="Consolas" w:eastAsia="Times New Roman" w:hAnsi="Consolas" w:cstheme="minorHAnsi"/>
-                <w:sz w:val="16"/>
-                <w:szCs w:val="16"/>
-                <w:lang w:val="sr-Cyrl-RS" w:eastAsia="sr-Latn-RS"/>
-              </w:rPr>
-              <w:t xml:space="preserve">    cin &gt;&gt; s;                      // ULAZ: uuussuusis</w:t>
-            </w:r>
-          </w:p>
-          <w:p>
-            <w:pPr>
-              <w:rPr>
-                <w:rFonts w:ascii="Consolas" w:eastAsia="Times New Roman" w:hAnsi="Consolas" w:cstheme="minorHAnsi"/>
-                <w:sz w:val="16"/>
-                <w:szCs w:val="16"/>
-                <w:lang w:val="sr-Cyrl-RS" w:eastAsia="sr-Latn-RS"/>
-              </w:rPr>
-            </w:pPr>
-            <w:r>
-              <w:rPr>
-                <w:rFonts w:ascii="Consolas" w:eastAsia="Times New Roman" w:hAnsi="Consolas" w:cstheme="minorHAnsi"/>
-                <w:sz w:val="16"/>
-                <w:szCs w:val="16"/>
-                <w:lang w:val="sr-Cyrl-RS" w:eastAsia="sr-Latn-RS"/>
-              </w:rPr>
-              <w:t xml:space="preserve">    list&lt;int&gt; a;                   // ekvivalent LinkedList&lt;int&gt;</w:t>
-            </w:r>
-          </w:p>
-          <w:p>
-            <w:pPr>
-              <w:rPr>
-                <w:rFonts w:ascii="Consolas" w:eastAsia="Times New Roman" w:hAnsi="Consolas" w:cstheme="minorHAnsi"/>
-                <w:sz w:val="16"/>
-                <w:szCs w:val="16"/>
-                <w:lang w:val="sr-Cyrl-RS" w:eastAsia="sr-Latn-RS"/>
-              </w:rPr>
-            </w:pPr>
-            <w:r>
-              <w:rPr>
-                <w:rFonts w:ascii="Consolas" w:eastAsia="Times New Roman" w:hAnsi="Consolas" w:cstheme="minorHAnsi"/>
-                <w:sz w:val="16"/>
-                <w:szCs w:val="16"/>
-                <w:lang w:val="sr-Cyrl-RS" w:eastAsia="sr-Latn-RS"/>
-              </w:rPr>
-              <w:t xml:space="preserve">    for (int i = 0; i &lt; s.length(); i++)</w:t>
-            </w:r>
-          </w:p>
-          <w:p>
-            <w:pPr>
-              <w:rPr>
-                <w:rFonts w:ascii="Consolas" w:eastAsia="Times New Roman" w:hAnsi="Consolas" w:cstheme="minorHAnsi"/>
-                <w:sz w:val="16"/>
-                <w:szCs w:val="16"/>
-                <w:lang w:val="sr-Cyrl-RS" w:eastAsia="sr-Latn-RS"/>
-              </w:rPr>
-            </w:pPr>
-            <w:r>
-              <w:rPr>
-                <w:rFonts w:ascii="Consolas" w:eastAsia="Times New Roman" w:hAnsi="Consolas" w:cstheme="minorHAnsi"/>
-                <w:sz w:val="16"/>
-                <w:szCs w:val="16"/>
-                <w:lang w:val="sr-Cyrl-RS" w:eastAsia="sr-Latn-RS"/>
-              </w:rPr>
-              <w:t xml:space="preserve">    {</w:t>
-            </w:r>
-          </w:p>
-          <w:p>
-            <w:pPr>
-              <w:rPr>
-                <w:rFonts w:ascii="Consolas" w:eastAsia="Times New Roman" w:hAnsi="Consolas" w:cstheme="minorHAnsi"/>
-                <w:sz w:val="16"/>
-                <w:szCs w:val="16"/>
-                <w:lang w:val="sr-Cyrl-RS" w:eastAsia="sr-Latn-RS"/>
-              </w:rPr>
-            </w:pPr>
-            <w:r>
-              <w:rPr>
-                <w:rFonts w:ascii="Consolas" w:eastAsia="Times New Roman" w:hAnsi="Consolas" w:cstheme="minorHAnsi"/>
-                <w:sz w:val="16"/>
-                <w:szCs w:val="16"/>
-                <w:lang w:val="sr-Cyrl-RS" w:eastAsia="sr-Latn-RS"/>
-              </w:rPr>
-              <w:t xml:space="preserve">        char c = s[i];</w:t>
-            </w:r>
-          </w:p>
-          <w:p>
-            <w:pPr>
-              <w:rPr>
-                <w:rFonts w:ascii="Consolas" w:eastAsia="Times New Roman" w:hAnsi="Consolas" w:cstheme="minorHAnsi"/>
-                <w:sz w:val="16"/>
-                <w:szCs w:val="16"/>
-                <w:lang w:val="sr-Cyrl-RS" w:eastAsia="sr-Latn-RS"/>
-              </w:rPr>
-            </w:pPr>
-            <w:r>
-              <w:rPr>
-                <w:rFonts w:ascii="Consolas" w:eastAsia="Times New Roman" w:hAnsi="Consolas" w:cstheme="minorHAnsi"/>
-                <w:sz w:val="16"/>
-                <w:szCs w:val="16"/>
-                <w:lang w:val="sr-Cyrl-RS" w:eastAsia="sr-Latn-RS"/>
-              </w:rPr>
-              <w:t xml:space="preserve">        if (c == 'u')</w:t>
-            </w:r>
+              <w:t>import java.util.*;</w:t>
+            </w:r>
+          </w:p>
+          <w:p>
+            <w:pPr>
+              <w:rPr>
+                <w:rFonts w:ascii="Consolas" w:eastAsia="Times New Roman" w:hAnsi="Consolas" w:cstheme="minorHAnsi"/>
+                <w:sz w:val="16"/>
+                <w:szCs w:val="16"/>
+                <w:lang w:val="sr-Cyrl-RS" w:eastAsia="sr-Latn-RS"/>
+              </w:rPr>
+            </w:pPr>
+            <w:r>
+              <w:rPr>
+                <w:rFonts w:ascii="Consolas" w:eastAsia="Times New Roman" w:hAnsi="Consolas" w:cstheme="minorHAnsi"/>
+                <w:sz w:val="16"/>
+                <w:szCs w:val="16"/>
+                <w:lang w:val="sr-Cyrl-RS" w:eastAsia="sr-Latn-RS"/>
+              </w:rPr>
+              <w:t>public class Main {</w:t>
+            </w:r>
+          </w:p>
+          <w:p>
+            <w:pPr>
+              <w:rPr>
+                <w:rFonts w:ascii="Consolas" w:eastAsia="Times New Roman" w:hAnsi="Consolas" w:cstheme="minorHAnsi"/>
+                <w:sz w:val="16"/>
+                <w:szCs w:val="16"/>
+                <w:lang w:val="sr-Cyrl-RS" w:eastAsia="sr-Latn-RS"/>
+              </w:rPr>
+            </w:pPr>
+            <w:r>
+              <w:rPr>
+                <w:rFonts w:ascii="Consolas" w:eastAsia="Times New Roman" w:hAnsi="Consolas" w:cstheme="minorHAnsi"/>
+                <w:sz w:val="16"/>
+                <w:szCs w:val="16"/>
+                <w:lang w:val="sr-Cyrl-RS" w:eastAsia="sr-Latn-RS"/>
+              </w:rPr>
+              <w:t xml:space="preserve">    public static void main(String[] args) {</w:t>
+            </w:r>
+          </w:p>
+          <w:p>
+            <w:pPr>
+              <w:rPr>
+                <w:rFonts w:ascii="Consolas" w:eastAsia="Times New Roman" w:hAnsi="Consolas" w:cstheme="minorHAnsi"/>
+                <w:sz w:val="16"/>
+                <w:szCs w:val="16"/>
+                <w:lang w:val="sr-Cyrl-RS" w:eastAsia="sr-Latn-RS"/>
+              </w:rPr>
+            </w:pPr>
+            <w:r>
+              <w:rPr>
+                <w:rFonts w:ascii="Consolas" w:eastAsia="Times New Roman" w:hAnsi="Consolas" w:cstheme="minorHAnsi"/>
+                <w:sz w:val="16"/>
+                <w:szCs w:val="16"/>
+                <w:lang w:val="sr-Cyrl-RS" w:eastAsia="sr-Latn-RS"/>
+              </w:rPr>
+              <w:t xml:space="preserve">        Scanner sc = new Scanner(System.in);</w:t>
+            </w:r>
+          </w:p>
+          <w:p>
+            <w:pPr>
+              <w:rPr>
+                <w:rFonts w:ascii="Consolas" w:eastAsia="Times New Roman" w:hAnsi="Consolas" w:cstheme="minorHAnsi"/>
+                <w:sz w:val="16"/>
+                <w:szCs w:val="16"/>
+                <w:lang w:val="sr-Cyrl-RS" w:eastAsia="sr-Latn-RS"/>
+              </w:rPr>
+            </w:pPr>
+            <w:r>
+              <w:rPr>
+                <w:rFonts w:ascii="Consolas" w:eastAsia="Times New Roman" w:hAnsi="Consolas" w:cstheme="minorHAnsi"/>
+                <w:sz w:val="16"/>
+                <w:szCs w:val="16"/>
+                <w:lang w:val="sr-Cyrl-RS" w:eastAsia="sr-Latn-RS"/>
+              </w:rPr>
+              <w:t xml:space="preserve">        String s = sc.next();</w:t>
+            </w:r>
+          </w:p>
+          <w:p>
+            <w:pPr>
+              <w:rPr>
+                <w:rFonts w:ascii="Consolas" w:eastAsia="Times New Roman" w:hAnsi="Consolas" w:cstheme="minorHAnsi"/>
+                <w:sz w:val="16"/>
+                <w:szCs w:val="16"/>
+                <w:lang w:val="sr-Cyrl-RS" w:eastAsia="sr-Latn-RS"/>
+              </w:rPr>
+            </w:pPr>
+            <w:r>
+              <w:rPr>
+                <w:rFonts w:ascii="Consolas" w:eastAsia="Times New Roman" w:hAnsi="Consolas" w:cstheme="minorHAnsi"/>
+                <w:sz w:val="16"/>
+                <w:szCs w:val="16"/>
+                <w:lang w:val="sr-Cyrl-RS" w:eastAsia="sr-Latn-RS"/>
+              </w:rPr>
+              <w:t xml:space="preserve">        Deque&lt;Integer&gt; a = new ArrayDeque&lt;&gt;();</w:t>
+            </w:r>
+          </w:p>
+          <w:p>
+            <w:pPr>
+              <w:rPr>
+                <w:rFonts w:ascii="Consolas" w:eastAsia="Times New Roman" w:hAnsi="Consolas" w:cstheme="minorHAnsi"/>
+                <w:sz w:val="16"/>
+                <w:szCs w:val="16"/>
+                <w:lang w:val="sr-Cyrl-RS" w:eastAsia="sr-Latn-RS"/>
+              </w:rPr>
+            </w:pPr>
+            <w:r>
+              <w:rPr>
+                <w:rFonts w:ascii="Consolas" w:eastAsia="Times New Roman" w:hAnsi="Consolas" w:cstheme="minorHAnsi"/>
+                <w:sz w:val="16"/>
+                <w:szCs w:val="16"/>
+                <w:lang w:val="sr-Cyrl-RS" w:eastAsia="sr-Latn-RS"/>
+              </w:rPr>
+              <w:t xml:space="preserve">        for (int i = 0; i &lt; s.length(); i++) {</w:t>
+            </w:r>
+          </w:p>
+          <w:p>
+            <w:pPr>
+              <w:rPr>
+                <w:rFonts w:ascii="Consolas" w:eastAsia="Times New Roman" w:hAnsi="Consolas" w:cstheme="minorHAnsi"/>
+                <w:sz w:val="16"/>
+                <w:szCs w:val="16"/>
+                <w:lang w:val="sr-Cyrl-RS" w:eastAsia="sr-Latn-RS"/>
+              </w:rPr>
+            </w:pPr>
             <w:r>
               <w:rPr>
                 <w:rFonts w:ascii="Consolas" w:eastAsia="Times New Roman" w:hAnsi="Consolas" w:cstheme="minorHAnsi"/>
@@ -33580,14 +33495,337 @@
                 <w:szCs w:val="16"/>
                 <w:lang w:val="sr-Cyrl-RS" w:eastAsia="sr-Latn-RS"/>
               </w:rPr>
-              <w:t>a.push_front(a.size() + 1);</w:t>
-            </w:r>
-            <w:r>
-              <w:rPr>
-                <w:rFonts w:ascii="Consolas" w:eastAsia="Times New Roman" w:hAnsi="Consolas" w:cstheme="minorHAnsi"/>
-                <w:sz w:val="16"/>
-                <w:szCs w:val="16"/>
-                <w:lang w:val="en-US" w:eastAsia="sr-Latn-RS"/>
+              <w:t xml:space="preserve">           char c = s.charAt(i);</w:t>
+            </w:r>
+          </w:p>
+          <w:p>
+            <w:pPr>
+              <w:rPr>
+                <w:rFonts w:ascii="Consolas" w:eastAsia="Times New Roman" w:hAnsi="Consolas" w:cstheme="minorHAnsi"/>
+                <w:sz w:val="16"/>
+                <w:szCs w:val="16"/>
+                <w:lang w:val="sr-Cyrl-RS" w:eastAsia="sr-Latn-RS"/>
+              </w:rPr>
+            </w:pPr>
+            <w:r>
+              <w:rPr>
+                <w:rFonts w:ascii="Consolas" w:eastAsia="Times New Roman" w:hAnsi="Consolas" w:cstheme="minorHAnsi"/>
+                <w:sz w:val="16"/>
+                <w:szCs w:val="16"/>
+                <w:lang w:val="sr-Cyrl-RS" w:eastAsia="sr-Latn-RS"/>
+              </w:rPr>
+              <w:t xml:space="preserve">            if (c == 'u') {                     // dodavanje na pocetak</w:t>
+            </w:r>
+          </w:p>
+          <w:p>
+            <w:pPr>
+              <w:rPr>
+                <w:rFonts w:ascii="Consolas" w:eastAsia="Times New Roman" w:hAnsi="Consolas" w:cstheme="minorHAnsi"/>
+                <w:sz w:val="16"/>
+                <w:szCs w:val="16"/>
+                <w:lang w:val="sr-Cyrl-RS" w:eastAsia="sr-Latn-RS"/>
+              </w:rPr>
+            </w:pPr>
+            <w:r>
+              <w:rPr>
+                <w:rFonts w:ascii="Consolas" w:eastAsia="Times New Roman" w:hAnsi="Consolas" w:cstheme="minorHAnsi"/>
+                <w:sz w:val="16"/>
+                <w:szCs w:val="16"/>
+                <w:lang w:val="sr-Cyrl-RS" w:eastAsia="sr-Latn-RS"/>
+              </w:rPr>
+              <w:t xml:space="preserve">                a.addFirst(a.size() + 1);</w:t>
+            </w:r>
+          </w:p>
+          <w:p>
+            <w:pPr>
+              <w:rPr>
+                <w:rFonts w:ascii="Consolas" w:eastAsia="Times New Roman" w:hAnsi="Consolas" w:cstheme="minorHAnsi"/>
+                <w:sz w:val="16"/>
+                <w:szCs w:val="16"/>
+                <w:lang w:val="sr-Cyrl-RS" w:eastAsia="sr-Latn-RS"/>
+              </w:rPr>
+            </w:pPr>
+            <w:r>
+              <w:rPr>
+                <w:rFonts w:ascii="Consolas" w:eastAsia="Times New Roman" w:hAnsi="Consolas" w:cstheme="minorHAnsi"/>
+                <w:sz w:val="16"/>
+                <w:szCs w:val="16"/>
+                <w:lang w:val="sr-Cyrl-RS" w:eastAsia="sr-Latn-RS"/>
+              </w:rPr>
+              <w:t xml:space="preserve">            }</w:t>
+            </w:r>
+          </w:p>
+          <w:p>
+            <w:pPr>
+              <w:rPr>
+                <w:rFonts w:ascii="Consolas" w:eastAsia="Times New Roman" w:hAnsi="Consolas" w:cstheme="minorHAnsi"/>
+                <w:sz w:val="16"/>
+                <w:szCs w:val="16"/>
+                <w:lang w:val="sr-Cyrl-RS" w:eastAsia="sr-Latn-RS"/>
+              </w:rPr>
+            </w:pPr>
+            <w:r>
+              <w:rPr>
+                <w:rFonts w:ascii="Consolas" w:eastAsia="Times New Roman" w:hAnsi="Consolas" w:cstheme="minorHAnsi"/>
+                <w:sz w:val="16"/>
+                <w:szCs w:val="16"/>
+                <w:lang w:val="sr-Cyrl-RS" w:eastAsia="sr-Latn-RS"/>
+              </w:rPr>
+              <w:t xml:space="preserve">            else if (c == 'i' &amp;&amp; !a.isEmpty()) { // izbacivanje prvog</w:t>
+            </w:r>
+          </w:p>
+          <w:p>
+            <w:pPr>
+              <w:rPr>
+                <w:rFonts w:ascii="Consolas" w:eastAsia="Times New Roman" w:hAnsi="Consolas" w:cstheme="minorHAnsi"/>
+                <w:sz w:val="16"/>
+                <w:szCs w:val="16"/>
+                <w:lang w:val="sr-Cyrl-RS" w:eastAsia="sr-Latn-RS"/>
+              </w:rPr>
+            </w:pPr>
+            <w:r>
+              <w:rPr>
+                <w:rFonts w:ascii="Consolas" w:eastAsia="Times New Roman" w:hAnsi="Consolas" w:cstheme="minorHAnsi"/>
+                <w:sz w:val="16"/>
+                <w:szCs w:val="16"/>
+                <w:lang w:val="sr-Cyrl-RS" w:eastAsia="sr-Latn-RS"/>
+              </w:rPr>
+              <w:t xml:space="preserve">                a.removeFirst();</w:t>
+            </w:r>
+          </w:p>
+          <w:p>
+            <w:pPr>
+              <w:rPr>
+                <w:rFonts w:ascii="Consolas" w:eastAsia="Times New Roman" w:hAnsi="Consolas" w:cstheme="minorHAnsi"/>
+                <w:sz w:val="16"/>
+                <w:szCs w:val="16"/>
+                <w:lang w:val="sr-Cyrl-RS" w:eastAsia="sr-Latn-RS"/>
+              </w:rPr>
+            </w:pPr>
+            <w:r>
+              <w:rPr>
+                <w:rFonts w:ascii="Consolas" w:eastAsia="Times New Roman" w:hAnsi="Consolas" w:cstheme="minorHAnsi"/>
+                <w:sz w:val="16"/>
+                <w:szCs w:val="16"/>
+                <w:lang w:val="sr-Cyrl-RS" w:eastAsia="sr-Latn-RS"/>
+              </w:rPr>
+              <w:t xml:space="preserve">            }</w:t>
+            </w:r>
+          </w:p>
+          <w:p>
+            <w:pPr>
+              <w:rPr>
+                <w:rFonts w:ascii="Consolas" w:eastAsia="Times New Roman" w:hAnsi="Consolas" w:cstheme="minorHAnsi"/>
+                <w:sz w:val="16"/>
+                <w:szCs w:val="16"/>
+                <w:lang w:val="sr-Cyrl-RS" w:eastAsia="sr-Latn-RS"/>
+              </w:rPr>
+            </w:pPr>
+            <w:r>
+              <w:rPr>
+                <w:rFonts w:ascii="Consolas" w:eastAsia="Times New Roman" w:hAnsi="Consolas" w:cstheme="minorHAnsi"/>
+                <w:sz w:val="16"/>
+                <w:szCs w:val="16"/>
+                <w:lang w:val="sr-Cyrl-RS" w:eastAsia="sr-Latn-RS"/>
+              </w:rPr>
+              <w:t xml:space="preserve">            else if (c == 's' &amp;&amp; !a.isEmpty()) { // poslednji ide na pocetak</w:t>
+            </w:r>
+          </w:p>
+          <w:p>
+            <w:pPr>
+              <w:rPr>
+                <w:rFonts w:ascii="Consolas" w:eastAsia="Times New Roman" w:hAnsi="Consolas" w:cstheme="minorHAnsi"/>
+                <w:sz w:val="16"/>
+                <w:szCs w:val="16"/>
+                <w:lang w:val="sr-Cyrl-RS" w:eastAsia="sr-Latn-RS"/>
+              </w:rPr>
+            </w:pPr>
+            <w:r>
+              <w:rPr>
+                <w:rFonts w:ascii="Consolas" w:eastAsia="Times New Roman" w:hAnsi="Consolas" w:cstheme="minorHAnsi"/>
+                <w:sz w:val="16"/>
+                <w:szCs w:val="16"/>
+                <w:lang w:val="sr-Cyrl-RS" w:eastAsia="sr-Latn-RS"/>
+              </w:rPr>
+              <w:t xml:space="preserve">                int ispred_v = a.removeLast();</w:t>
+            </w:r>
+          </w:p>
+          <w:p>
+            <w:pPr>
+              <w:rPr>
+                <w:rFonts w:ascii="Consolas" w:eastAsia="Times New Roman" w:hAnsi="Consolas" w:cstheme="minorHAnsi"/>
+                <w:sz w:val="16"/>
+                <w:szCs w:val="16"/>
+                <w:lang w:val="sr-Cyrl-RS" w:eastAsia="sr-Latn-RS"/>
+              </w:rPr>
+            </w:pPr>
+            <w:r>
+              <w:rPr>
+                <w:rFonts w:ascii="Consolas" w:eastAsia="Times New Roman" w:hAnsi="Consolas" w:cstheme="minorHAnsi"/>
+                <w:sz w:val="16"/>
+                <w:szCs w:val="16"/>
+                <w:lang w:val="sr-Cyrl-RS" w:eastAsia="sr-Latn-RS"/>
+              </w:rPr>
+              <w:t xml:space="preserve">                a.addFirst(ispred_v);</w:t>
+            </w:r>
+          </w:p>
+          <w:p>
+            <w:pPr>
+              <w:rPr>
+                <w:rFonts w:ascii="Consolas" w:eastAsia="Times New Roman" w:hAnsi="Consolas" w:cstheme="minorHAnsi"/>
+                <w:sz w:val="16"/>
+                <w:szCs w:val="16"/>
+                <w:lang w:val="sr-Cyrl-RS" w:eastAsia="sr-Latn-RS"/>
+              </w:rPr>
+            </w:pPr>
+            <w:r>
+              <w:rPr>
+                <w:rFonts w:ascii="Consolas" w:eastAsia="Times New Roman" w:hAnsi="Consolas" w:cstheme="minorHAnsi"/>
+                <w:sz w:val="16"/>
+                <w:szCs w:val="16"/>
+                <w:lang w:val="sr-Cyrl-RS" w:eastAsia="sr-Latn-RS"/>
+              </w:rPr>
+              <w:t xml:space="preserve">            }</w:t>
+            </w:r>
+          </w:p>
+          <w:p>
+            <w:pPr>
+              <w:rPr>
+                <w:rFonts w:ascii="Consolas" w:eastAsia="Times New Roman" w:hAnsi="Consolas" w:cstheme="minorHAnsi"/>
+                <w:sz w:val="16"/>
+                <w:szCs w:val="16"/>
+                <w:lang w:val="sr-Cyrl-RS" w:eastAsia="sr-Latn-RS"/>
+              </w:rPr>
+            </w:pPr>
+            <w:r>
+              <w:rPr>
+                <w:rFonts w:ascii="Consolas" w:eastAsia="Times New Roman" w:hAnsi="Consolas" w:cstheme="minorHAnsi"/>
+                <w:sz w:val="16"/>
+                <w:szCs w:val="16"/>
+                <w:lang w:val="sr-Cyrl-RS" w:eastAsia="sr-Latn-RS"/>
+              </w:rPr>
+              <w:t xml:space="preserve">        }</w:t>
+            </w:r>
+          </w:p>
+          <w:p>
+            <w:pPr>
+              <w:rPr>
+                <w:rFonts w:ascii="Consolas" w:eastAsia="Times New Roman" w:hAnsi="Consolas" w:cstheme="minorHAnsi"/>
+                <w:sz w:val="16"/>
+                <w:szCs w:val="16"/>
+                <w:lang w:val="sr-Cyrl-RS" w:eastAsia="sr-Latn-RS"/>
+              </w:rPr>
+            </w:pPr>
+            <w:r>
+              <w:rPr>
+                <w:rFonts w:ascii="Consolas" w:eastAsia="Times New Roman" w:hAnsi="Consolas" w:cstheme="minorHAnsi"/>
+                <w:sz w:val="16"/>
+                <w:szCs w:val="16"/>
+                <w:lang w:val="sr-Cyrl-RS" w:eastAsia="sr-Latn-RS"/>
+              </w:rPr>
+              <w:t xml:space="preserve">        // priprema za stampu (prvi ide na kraj)</w:t>
+            </w:r>
+          </w:p>
+          <w:p>
+            <w:pPr>
+              <w:rPr>
+                <w:rFonts w:ascii="Consolas" w:eastAsia="Times New Roman" w:hAnsi="Consolas" w:cstheme="minorHAnsi"/>
+                <w:sz w:val="16"/>
+                <w:szCs w:val="16"/>
+                <w:lang w:val="sr-Cyrl-RS" w:eastAsia="sr-Latn-RS"/>
+              </w:rPr>
+            </w:pPr>
+            <w:r>
+              <w:rPr>
+                <w:rFonts w:ascii="Consolas" w:eastAsia="Times New Roman" w:hAnsi="Consolas" w:cstheme="minorHAnsi"/>
+                <w:sz w:val="16"/>
+                <w:szCs w:val="16"/>
+                <w:lang w:val="sr-Cyrl-RS" w:eastAsia="sr-Latn-RS"/>
+              </w:rPr>
+              <w:t xml:space="preserve">        if (!a.isEmpty()) {</w:t>
+            </w:r>
+          </w:p>
+          <w:p>
+            <w:pPr>
+              <w:rPr>
+                <w:rFonts w:ascii="Consolas" w:eastAsia="Times New Roman" w:hAnsi="Consolas" w:cstheme="minorHAnsi"/>
+                <w:sz w:val="16"/>
+                <w:szCs w:val="16"/>
+                <w:lang w:val="sr-Cyrl-RS" w:eastAsia="sr-Latn-RS"/>
+              </w:rPr>
+            </w:pPr>
+            <w:r>
+              <w:rPr>
+                <w:rFonts w:ascii="Consolas" w:eastAsia="Times New Roman" w:hAnsi="Consolas" w:cstheme="minorHAnsi"/>
+                <w:sz w:val="16"/>
+                <w:szCs w:val="16"/>
+                <w:lang w:val="sr-Cyrl-RS" w:eastAsia="sr-Latn-RS"/>
+              </w:rPr>
+              <w:t xml:space="preserve">            int v = a.removeFirst();</w:t>
+            </w:r>
+          </w:p>
+          <w:p>
+            <w:pPr>
+              <w:rPr>
+                <w:rFonts w:ascii="Consolas" w:eastAsia="Times New Roman" w:hAnsi="Consolas" w:cstheme="minorHAnsi"/>
+                <w:sz w:val="16"/>
+                <w:szCs w:val="16"/>
+                <w:lang w:val="sr-Cyrl-RS" w:eastAsia="sr-Latn-RS"/>
+              </w:rPr>
+            </w:pPr>
+            <w:r>
+              <w:rPr>
+                <w:rFonts w:ascii="Consolas" w:eastAsia="Times New Roman" w:hAnsi="Consolas" w:cstheme="minorHAnsi"/>
+                <w:sz w:val="16"/>
+                <w:szCs w:val="16"/>
+                <w:lang w:val="sr-Cyrl-RS" w:eastAsia="sr-Latn-RS"/>
+              </w:rPr>
+              <w:t xml:space="preserve">            a.addLast(v);</w:t>
+            </w:r>
+          </w:p>
+          <w:p>
+            <w:pPr>
+              <w:rPr>
+                <w:rFonts w:ascii="Consolas" w:eastAsia="Times New Roman" w:hAnsi="Consolas" w:cstheme="minorHAnsi"/>
+                <w:sz w:val="16"/>
+                <w:szCs w:val="16"/>
+                <w:lang w:val="sr-Cyrl-RS" w:eastAsia="sr-Latn-RS"/>
+              </w:rPr>
+            </w:pPr>
+            <w:r>
+              <w:rPr>
+                <w:rFonts w:ascii="Consolas" w:eastAsia="Times New Roman" w:hAnsi="Consolas" w:cstheme="minorHAnsi"/>
+                <w:sz w:val="16"/>
+                <w:szCs w:val="16"/>
+                <w:lang w:val="sr-Cyrl-RS" w:eastAsia="sr-Latn-RS"/>
+              </w:rPr>
+              <w:t xml:space="preserve">        }</w:t>
+            </w:r>
+          </w:p>
+          <w:p>
+            <w:pPr>
+              <w:rPr>
+                <w:rFonts w:ascii="Consolas" w:eastAsia="Times New Roman" w:hAnsi="Consolas" w:cstheme="minorHAnsi"/>
+                <w:sz w:val="16"/>
+                <w:szCs w:val="16"/>
+                <w:lang w:val="sr-Cyrl-RS" w:eastAsia="sr-Latn-RS"/>
+              </w:rPr>
+            </w:pPr>
+            <w:r>
+              <w:rPr>
+                <w:rFonts w:ascii="Consolas" w:eastAsia="Times New Roman" w:hAnsi="Consolas" w:cstheme="minorHAnsi"/>
+                <w:sz w:val="16"/>
+                <w:szCs w:val="16"/>
+                <w:lang w:val="sr-Cyrl-RS" w:eastAsia="sr-Latn-RS"/>
+              </w:rPr>
+              <w:t xml:space="preserve">        while (!a.isEmpty()) { System.out.print(a.removeLast() + " ");</w:t>
+            </w:r>
+            <w:r>
+              <w:rPr>
+                <w:rFonts w:ascii="Consolas" w:eastAsia="Times New Roman" w:hAnsi="Consolas" w:cstheme="minorHAnsi"/>
+                <w:sz w:val="16"/>
+                <w:szCs w:val="16"/>
+                <w:lang w:val="sr-Cyrl-RS" w:eastAsia="sr-Latn-RS"/>
               </w:rPr>
               <w:t xml:space="preserve"> </w:t>
             </w:r>
@@ -33598,140 +33836,26 @@
                 <w:szCs w:val="16"/>
                 <w:lang w:val="sr-Cyrl-RS" w:eastAsia="sr-Latn-RS"/>
               </w:rPr>
-              <w:t>// dodavanje novog igraca na pocetak</w:t>
-            </w:r>
-          </w:p>
-          <w:p>
-            <w:pPr>
-              <w:rPr>
-                <w:rFonts w:ascii="Consolas" w:eastAsia="Times New Roman" w:hAnsi="Consolas" w:cstheme="minorHAnsi"/>
-                <w:sz w:val="16"/>
-                <w:szCs w:val="16"/>
-                <w:lang w:val="en-US" w:eastAsia="sr-Latn-RS"/>
-              </w:rPr>
-            </w:pPr>
-            <w:r>
-              <w:rPr>
-                <w:rFonts w:ascii="Consolas" w:eastAsia="Times New Roman" w:hAnsi="Consolas" w:cstheme="minorHAnsi"/>
-                <w:sz w:val="16"/>
-                <w:szCs w:val="16"/>
-                <w:lang w:val="sr-Cyrl-RS" w:eastAsia="sr-Latn-RS"/>
-              </w:rPr>
-              <w:t xml:space="preserve">        else if (c == 'i' &amp;&amp; !a.empty()) a.pop_front();// izbacivanje prvog</w:t>
-            </w:r>
-          </w:p>
-          <w:p>
-            <w:pPr>
-              <w:rPr>
-                <w:rFonts w:ascii="Consolas" w:eastAsia="Times New Roman" w:hAnsi="Consolas" w:cstheme="minorHAnsi"/>
-                <w:sz w:val="16"/>
-                <w:szCs w:val="16"/>
-                <w:lang w:val="sr-Cyrl-RS" w:eastAsia="sr-Latn-RS"/>
-              </w:rPr>
-            </w:pPr>
-            <w:r>
-              <w:rPr>
-                <w:rFonts w:ascii="Consolas" w:eastAsia="Times New Roman" w:hAnsi="Consolas" w:cstheme="minorHAnsi"/>
-                <w:sz w:val="16"/>
-                <w:szCs w:val="16"/>
-                <w:lang w:val="sr-Cyrl-RS" w:eastAsia="sr-Latn-RS"/>
-              </w:rPr>
-              <w:t xml:space="preserve">        else if (c == 's' &amp;&amp; !a.empty())   // rotacija (poslednji ide na pocetak)</w:t>
-            </w:r>
-          </w:p>
-          <w:p>
-            <w:pPr>
-              <w:rPr>
-                <w:rFonts w:ascii="Consolas" w:eastAsia="Times New Roman" w:hAnsi="Consolas" w:cstheme="minorHAnsi"/>
-                <w:sz w:val="16"/>
-                <w:szCs w:val="16"/>
-                <w:lang w:val="sr-Cyrl-RS" w:eastAsia="sr-Latn-RS"/>
-              </w:rPr>
-            </w:pPr>
-            <w:r>
-              <w:rPr>
-                <w:rFonts w:ascii="Consolas" w:eastAsia="Times New Roman" w:hAnsi="Consolas" w:cstheme="minorHAnsi"/>
-                <w:sz w:val="16"/>
-                <w:szCs w:val="16"/>
-                <w:lang w:val="sr-Cyrl-RS" w:eastAsia="sr-Latn-RS"/>
-              </w:rPr>
-              <w:t xml:space="preserve">        {</w:t>
-            </w:r>
-          </w:p>
-          <w:p>
-            <w:pPr>
-              <w:rPr>
-                <w:rFonts w:ascii="Consolas" w:eastAsia="Times New Roman" w:hAnsi="Consolas" w:cstheme="minorHAnsi"/>
-                <w:sz w:val="16"/>
-                <w:szCs w:val="16"/>
-                <w:lang w:val="sr-Cyrl-RS" w:eastAsia="sr-Latn-RS"/>
-              </w:rPr>
-            </w:pPr>
-            <w:r>
-              <w:rPr>
-                <w:rFonts w:ascii="Consolas" w:eastAsia="Times New Roman" w:hAnsi="Consolas" w:cstheme="minorHAnsi"/>
-                <w:sz w:val="16"/>
-                <w:szCs w:val="16"/>
-                <w:lang w:val="sr-Cyrl-RS" w:eastAsia="sr-Latn-RS"/>
-              </w:rPr>
-              <w:t xml:space="preserve">            int ispred_v = a.back();  // poslednji</w:t>
-            </w:r>
-          </w:p>
-          <w:p>
-            <w:pPr>
-              <w:rPr>
-                <w:rFonts w:ascii="Consolas" w:eastAsia="Times New Roman" w:hAnsi="Consolas" w:cstheme="minorHAnsi"/>
-                <w:sz w:val="16"/>
-                <w:szCs w:val="16"/>
-                <w:lang w:val="sr-Cyrl-RS" w:eastAsia="sr-Latn-RS"/>
-              </w:rPr>
-            </w:pPr>
-            <w:r>
-              <w:rPr>
-                <w:rFonts w:ascii="Consolas" w:eastAsia="Times New Roman" w:hAnsi="Consolas" w:cstheme="minorHAnsi"/>
-                <w:sz w:val="16"/>
-                <w:szCs w:val="16"/>
-                <w:lang w:val="sr-Cyrl-RS" w:eastAsia="sr-Latn-RS"/>
-              </w:rPr>
-              <w:t xml:space="preserve">            a.pop_back();</w:t>
-            </w:r>
-          </w:p>
-          <w:p>
-            <w:pPr>
-              <w:rPr>
-                <w:rFonts w:ascii="Consolas" w:eastAsia="Times New Roman" w:hAnsi="Consolas" w:cstheme="minorHAnsi"/>
-                <w:sz w:val="16"/>
-                <w:szCs w:val="16"/>
-                <w:lang w:val="sr-Cyrl-RS" w:eastAsia="sr-Latn-RS"/>
-              </w:rPr>
-            </w:pPr>
-            <w:r>
-              <w:rPr>
-                <w:rFonts w:ascii="Consolas" w:eastAsia="Times New Roman" w:hAnsi="Consolas" w:cstheme="minorHAnsi"/>
-                <w:sz w:val="16"/>
-                <w:szCs w:val="16"/>
-                <w:lang w:val="sr-Cyrl-RS" w:eastAsia="sr-Latn-RS"/>
-              </w:rPr>
-              <w:t xml:space="preserve">            a.push_front(ispred_v);</w:t>
-            </w:r>
-          </w:p>
-          <w:p>
-            <w:pPr>
-              <w:rPr>
-                <w:rFonts w:ascii="Consolas" w:eastAsia="Times New Roman" w:hAnsi="Consolas" w:cstheme="minorHAnsi"/>
-                <w:sz w:val="16"/>
-                <w:szCs w:val="16"/>
-                <w:lang w:val="sr-Cyrl-RS" w:eastAsia="sr-Latn-RS"/>
-              </w:rPr>
-            </w:pPr>
-            <w:r>
-              <w:rPr>
-                <w:rFonts w:ascii="Consolas" w:eastAsia="Times New Roman" w:hAnsi="Consolas" w:cstheme="minorHAnsi"/>
-                <w:sz w:val="16"/>
-                <w:szCs w:val="16"/>
-                <w:lang w:val="sr-Cyrl-RS" w:eastAsia="sr-Latn-RS"/>
-              </w:rPr>
-              <w:t xml:space="preserve">        }</w:t>
+              <w:t>}</w:t>
+            </w:r>
+          </w:p>
+          <w:p>
+            <w:pPr>
+              <w:rPr>
+                <w:rFonts w:ascii="Consolas" w:eastAsia="Times New Roman" w:hAnsi="Consolas" w:cstheme="minorHAnsi"/>
+                <w:sz w:val="16"/>
+                <w:szCs w:val="16"/>
+                <w:lang w:val="sr-Cyrl-RS" w:eastAsia="sr-Latn-RS"/>
+              </w:rPr>
+            </w:pPr>
+            <w:r>
+              <w:rPr>
+                <w:rFonts w:ascii="Consolas" w:eastAsia="Times New Roman" w:hAnsi="Consolas" w:cstheme="minorHAnsi"/>
+                <w:sz w:val="16"/>
+                <w:szCs w:val="16"/>
+                <w:lang w:val="sr-Cyrl-RS" w:eastAsia="sr-Latn-RS"/>
+              </w:rPr>
+              <w:t xml:space="preserve">        sc.close();</w:t>
             </w:r>
           </w:p>
           <w:p>
@@ -33751,234 +33875,6 @@
                 <w:lang w:val="sr-Cyrl-RS" w:eastAsia="sr-Latn-RS"/>
               </w:rPr>
               <w:t xml:space="preserve">    }</w:t>
-            </w:r>
-          </w:p>
-          <w:p>
-            <w:pPr>
-              <w:rPr>
-                <w:rFonts w:ascii="Consolas" w:eastAsia="Times New Roman" w:hAnsi="Consolas" w:cstheme="minorHAnsi"/>
-                <w:sz w:val="16"/>
-                <w:szCs w:val="16"/>
-                <w:lang w:val="sr-Cyrl-RS" w:eastAsia="sr-Latn-RS"/>
-              </w:rPr>
-            </w:pPr>
-            <w:r>
-              <w:rPr>
-                <w:rFonts w:ascii="Consolas" w:eastAsia="Times New Roman" w:hAnsi="Consolas" w:cstheme="minorHAnsi"/>
-                <w:sz w:val="16"/>
-                <w:szCs w:val="16"/>
-                <w:lang w:val="sr-Cyrl-RS" w:eastAsia="sr-Latn-RS"/>
-              </w:rPr>
-              <w:t xml:space="preserve">    if (!a.empty())</w:t>
-            </w:r>
-          </w:p>
-          <w:p>
-            <w:pPr>
-              <w:rPr>
-                <w:rFonts w:ascii="Consolas" w:eastAsia="Times New Roman" w:hAnsi="Consolas" w:cstheme="minorHAnsi"/>
-                <w:sz w:val="16"/>
-                <w:szCs w:val="16"/>
-                <w:lang w:val="sr-Cyrl-RS" w:eastAsia="sr-Latn-RS"/>
-              </w:rPr>
-            </w:pPr>
-            <w:r>
-              <w:rPr>
-                <w:rFonts w:ascii="Consolas" w:eastAsia="Times New Roman" w:hAnsi="Consolas" w:cstheme="minorHAnsi"/>
-                <w:sz w:val="16"/>
-                <w:szCs w:val="16"/>
-                <w:lang w:val="sr-Cyrl-RS" w:eastAsia="sr-Latn-RS"/>
-              </w:rPr>
-              <w:t xml:space="preserve">    {</w:t>
-            </w:r>
-          </w:p>
-          <w:p>
-            <w:pPr>
-              <w:rPr>
-                <w:rFonts w:ascii="Consolas" w:eastAsia="Times New Roman" w:hAnsi="Consolas" w:cstheme="minorHAnsi"/>
-                <w:sz w:val="16"/>
-                <w:szCs w:val="16"/>
-                <w:lang w:val="sr-Cyrl-RS" w:eastAsia="sr-Latn-RS"/>
-              </w:rPr>
-            </w:pPr>
-            <w:r>
-              <w:rPr>
-                <w:rFonts w:ascii="Consolas" w:eastAsia="Times New Roman" w:hAnsi="Consolas" w:cstheme="minorHAnsi"/>
-                <w:sz w:val="16"/>
-                <w:szCs w:val="16"/>
-                <w:lang w:val="sr-Cyrl-RS" w:eastAsia="sr-Latn-RS"/>
-              </w:rPr>
-              <w:t xml:space="preserve">        int v = a.front();</w:t>
-            </w:r>
-          </w:p>
-          <w:p>
-            <w:pPr>
-              <w:rPr>
-                <w:rFonts w:ascii="Consolas" w:eastAsia="Times New Roman" w:hAnsi="Consolas" w:cstheme="minorHAnsi"/>
-                <w:sz w:val="16"/>
-                <w:szCs w:val="16"/>
-                <w:lang w:val="sr-Cyrl-RS" w:eastAsia="sr-Latn-RS"/>
-              </w:rPr>
-            </w:pPr>
-            <w:r>
-              <w:rPr>
-                <w:rFonts w:ascii="Consolas" w:eastAsia="Times New Roman" w:hAnsi="Consolas" w:cstheme="minorHAnsi"/>
-                <w:sz w:val="16"/>
-                <w:szCs w:val="16"/>
-                <w:lang w:val="sr-Cyrl-RS" w:eastAsia="sr-Latn-RS"/>
-              </w:rPr>
-              <w:t xml:space="preserve">        a.pop_front();</w:t>
-            </w:r>
-          </w:p>
-          <w:p>
-            <w:pPr>
-              <w:rPr>
-                <w:rFonts w:ascii="Consolas" w:eastAsia="Times New Roman" w:hAnsi="Consolas" w:cstheme="minorHAnsi"/>
-                <w:sz w:val="16"/>
-                <w:szCs w:val="16"/>
-                <w:lang w:val="sr-Cyrl-RS" w:eastAsia="sr-Latn-RS"/>
-              </w:rPr>
-            </w:pPr>
-            <w:r>
-              <w:rPr>
-                <w:rFonts w:ascii="Consolas" w:eastAsia="Times New Roman" w:hAnsi="Consolas" w:cstheme="minorHAnsi"/>
-                <w:sz w:val="16"/>
-                <w:szCs w:val="16"/>
-                <w:lang w:val="sr-Cyrl-RS" w:eastAsia="sr-Latn-RS"/>
-              </w:rPr>
-              <w:t xml:space="preserve">        a.push_back(v);</w:t>
-            </w:r>
-          </w:p>
-          <w:p>
-            <w:pPr>
-              <w:rPr>
-                <w:rFonts w:ascii="Consolas" w:eastAsia="Times New Roman" w:hAnsi="Consolas" w:cstheme="minorHAnsi"/>
-                <w:sz w:val="16"/>
-                <w:szCs w:val="16"/>
-                <w:lang w:val="sr-Cyrl-RS" w:eastAsia="sr-Latn-RS"/>
-              </w:rPr>
-            </w:pPr>
-            <w:r>
-              <w:rPr>
-                <w:rFonts w:ascii="Consolas" w:eastAsia="Times New Roman" w:hAnsi="Consolas" w:cstheme="minorHAnsi"/>
-                <w:sz w:val="16"/>
-                <w:szCs w:val="16"/>
-                <w:lang w:val="sr-Cyrl-RS" w:eastAsia="sr-Latn-RS"/>
-              </w:rPr>
-              <w:t xml:space="preserve">    }</w:t>
-            </w:r>
-          </w:p>
-          <w:p>
-            <w:pPr>
-              <w:rPr>
-                <w:rFonts w:ascii="Consolas" w:eastAsia="Times New Roman" w:hAnsi="Consolas" w:cstheme="minorHAnsi"/>
-                <w:sz w:val="16"/>
-                <w:szCs w:val="16"/>
-                <w:lang w:val="sr-Cyrl-RS" w:eastAsia="sr-Latn-RS"/>
-              </w:rPr>
-            </w:pPr>
-            <w:r>
-              <w:rPr>
-                <w:rFonts w:ascii="Consolas" w:eastAsia="Times New Roman" w:hAnsi="Consolas" w:cstheme="minorHAnsi"/>
-                <w:sz w:val="16"/>
-                <w:szCs w:val="16"/>
-                <w:lang w:val="sr-Cyrl-RS" w:eastAsia="sr-Latn-RS"/>
-              </w:rPr>
-              <w:t xml:space="preserve">    while (!a.empty())</w:t>
-            </w:r>
-          </w:p>
-          <w:p>
-            <w:pPr>
-              <w:rPr>
-                <w:rFonts w:ascii="Consolas" w:eastAsia="Times New Roman" w:hAnsi="Consolas" w:cstheme="minorHAnsi"/>
-                <w:sz w:val="16"/>
-                <w:szCs w:val="16"/>
-                <w:lang w:val="sr-Cyrl-RS" w:eastAsia="sr-Latn-RS"/>
-              </w:rPr>
-            </w:pPr>
-            <w:r>
-              <w:rPr>
-                <w:rFonts w:ascii="Consolas" w:eastAsia="Times New Roman" w:hAnsi="Consolas" w:cstheme="minorHAnsi"/>
-                <w:sz w:val="16"/>
-                <w:szCs w:val="16"/>
-                <w:lang w:val="sr-Cyrl-RS" w:eastAsia="sr-Latn-RS"/>
-              </w:rPr>
-              <w:t xml:space="preserve">    {</w:t>
-            </w:r>
-          </w:p>
-          <w:p>
-            <w:pPr>
-              <w:rPr>
-                <w:rFonts w:ascii="Consolas" w:eastAsia="Times New Roman" w:hAnsi="Consolas" w:cstheme="minorHAnsi"/>
-                <w:sz w:val="16"/>
-                <w:szCs w:val="16"/>
-                <w:lang w:val="sr-Cyrl-RS" w:eastAsia="sr-Latn-RS"/>
-              </w:rPr>
-            </w:pPr>
-            <w:r>
-              <w:rPr>
-                <w:rFonts w:ascii="Consolas" w:eastAsia="Times New Roman" w:hAnsi="Consolas" w:cstheme="minorHAnsi"/>
-                <w:sz w:val="16"/>
-                <w:szCs w:val="16"/>
-                <w:lang w:val="sr-Cyrl-RS" w:eastAsia="sr-Latn-RS"/>
-              </w:rPr>
-              <w:t xml:space="preserve">        cout &lt;&lt; a.back() &lt;&lt; " ";</w:t>
-            </w:r>
-          </w:p>
-          <w:p>
-            <w:pPr>
-              <w:rPr>
-                <w:rFonts w:ascii="Consolas" w:eastAsia="Times New Roman" w:hAnsi="Consolas" w:cstheme="minorHAnsi"/>
-                <w:sz w:val="16"/>
-                <w:szCs w:val="16"/>
-                <w:lang w:val="sr-Cyrl-RS" w:eastAsia="sr-Latn-RS"/>
-              </w:rPr>
-            </w:pPr>
-            <w:r>
-              <w:rPr>
-                <w:rFonts w:ascii="Consolas" w:eastAsia="Times New Roman" w:hAnsi="Consolas" w:cstheme="minorHAnsi"/>
-                <w:sz w:val="16"/>
-                <w:szCs w:val="16"/>
-                <w:lang w:val="sr-Cyrl-RS" w:eastAsia="sr-Latn-RS"/>
-              </w:rPr>
-              <w:t xml:space="preserve">        a.pop_back();</w:t>
-            </w:r>
-          </w:p>
-          <w:p>
-            <w:pPr>
-              <w:rPr>
-                <w:rFonts w:ascii="Consolas" w:eastAsia="Times New Roman" w:hAnsi="Consolas" w:cstheme="minorHAnsi"/>
-                <w:sz w:val="16"/>
-                <w:szCs w:val="16"/>
-                <w:lang w:val="sr-Cyrl-RS" w:eastAsia="sr-Latn-RS"/>
-              </w:rPr>
-            </w:pPr>
-            <w:r>
-              <w:rPr>
-                <w:rFonts w:ascii="Consolas" w:eastAsia="Times New Roman" w:hAnsi="Consolas" w:cstheme="minorHAnsi"/>
-                <w:sz w:val="16"/>
-                <w:szCs w:val="16"/>
-                <w:lang w:val="sr-Cyrl-RS" w:eastAsia="sr-Latn-RS"/>
-              </w:rPr>
-              <w:t xml:space="preserve">    }</w:t>
-            </w:r>
-          </w:p>
-          <w:p>
-            <w:pPr>
-              <w:rPr>
-                <w:rFonts w:ascii="Consolas" w:eastAsia="Times New Roman" w:hAnsi="Consolas" w:cstheme="minorHAnsi"/>
-                <w:sz w:val="16"/>
-                <w:szCs w:val="16"/>
-                <w:lang w:val="sr-Cyrl-RS" w:eastAsia="sr-Latn-RS"/>
-              </w:rPr>
-            </w:pPr>
-            <w:r>
-              <w:rPr>
-                <w:rFonts w:ascii="Consolas" w:eastAsia="Times New Roman" w:hAnsi="Consolas" w:cstheme="minorHAnsi"/>
-                <w:sz w:val="16"/>
-                <w:szCs w:val="16"/>
-                <w:lang w:val="sr-Cyrl-RS" w:eastAsia="sr-Latn-RS"/>
-              </w:rPr>
-              <w:t xml:space="preserve">    return 0;</w:t>
             </w:r>
           </w:p>
           <w:p>
@@ -34030,21 +33926,7 @@
           <w:rFonts w:eastAsia="Times New Roman" w:cstheme="minorHAnsi"/>
           <w:lang w:val="sr-Cyrl-RS" w:eastAsia="sr-Latn-RS"/>
         </w:rPr>
-        <w:t xml:space="preserve">у </w:t>
-      </w:r>
-      <w:r>
-        <w:rPr>
-          <w:rFonts w:eastAsia="Times New Roman" w:cstheme="minorHAnsi"/>
-          <w:lang w:val="sr-Cyrl-RS" w:eastAsia="sr-Latn-RS"/>
-        </w:rPr>
-        <w:t xml:space="preserve">Јави </w:t>
-      </w:r>
-      <w:r>
-        <w:rPr>
-          <w:rFonts w:eastAsia="Times New Roman" w:cstheme="minorHAnsi"/>
-          <w:lang w:val="sr-Cyrl-RS" w:eastAsia="sr-Latn-RS"/>
-        </w:rPr>
-        <w:t xml:space="preserve">се може преузети са следећег линка: </w:t>
+        <w:t xml:space="preserve">у Јави се може преузети са следећег линка: </w:t>
       </w:r>
       <w:hyperlink r:id="rId36" w:history="1">
         <w:r>
@@ -34053,23 +33935,7 @@
             <w:rFonts w:eastAsia="Times New Roman" w:cstheme="minorHAnsi"/>
             <w:lang w:val="sr-Cyrl-RS" w:eastAsia="sr-Latn-RS"/>
           </w:rPr>
-          <w:t>Ред са д</w:t>
-        </w:r>
-        <w:r>
-          <w:rPr>
-            <w:rStyle w:val="Hyperlink"/>
-            <w:rFonts w:eastAsia="Times New Roman" w:cstheme="minorHAnsi"/>
-            <w:lang w:val="sr-Cyrl-RS" w:eastAsia="sr-Latn-RS"/>
-          </w:rPr>
-          <w:t>в</w:t>
-        </w:r>
-        <w:r>
-          <w:rPr>
-            <w:rStyle w:val="Hyperlink"/>
-            <w:rFonts w:eastAsia="Times New Roman" w:cstheme="minorHAnsi"/>
-            <w:lang w:val="sr-Cyrl-RS" w:eastAsia="sr-Latn-RS"/>
-          </w:rPr>
-          <w:t>а краја</w:t>
+          <w:t>Ред са два краја</w:t>
         </w:r>
       </w:hyperlink>
       <w:r>
@@ -34079,15 +33945,6 @@
         </w:rPr>
         <w:t xml:space="preserve"> (напомена: код није оптимизован).</w:t>
       </w:r>
-    </w:p>
-    <w:p>
-      <w:pPr>
-        <w:spacing w:after="0" w:line="240" w:lineRule="auto"/>
-        <w:rPr>
-          <w:rFonts w:eastAsia="Times New Roman" w:cstheme="minorHAnsi"/>
-          <w:lang w:val="en-US" w:eastAsia="sr-Latn-RS"/>
-        </w:rPr>
-      </w:pPr>
     </w:p>
     <w:p>
       <w:pPr>
@@ -34354,7 +34211,7 @@
           <w:lang w:val="sr-Cyrl-RS" w:eastAsia="sr-Latn-RS"/>
         </w:rPr>
       </w:pPr>
-      <w:hyperlink r:id="rId46" w:history="1">
+      <w:hyperlink r:id="rId46" w:anchor="red_za_%C4%8Dekanje_queue" w:history="1">
         <w:r>
           <w:rPr>
             <w:rStyle w:val="Hyperlink"/>
@@ -34407,23 +34264,7 @@
             <w:rFonts w:eastAsia="Times New Roman" w:cstheme="minorHAnsi"/>
             <w:lang w:val="sr-Cyrl-RS" w:eastAsia="sr-Latn-RS"/>
           </w:rPr>
-          <w:t>https://youtu.be/pxMxAXQFH</w:t>
-        </w:r>
-        <w:r>
-          <w:rPr>
-            <w:rStyle w:val="Hyperlink"/>
-            <w:rFonts w:eastAsia="Times New Roman" w:cstheme="minorHAnsi"/>
-            <w:lang w:val="sr-Cyrl-RS" w:eastAsia="sr-Latn-RS"/>
-          </w:rPr>
-          <w:t>5</w:t>
-        </w:r>
-        <w:r>
-          <w:rPr>
-            <w:rStyle w:val="Hyperlink"/>
-            <w:rFonts w:eastAsia="Times New Roman" w:cstheme="minorHAnsi"/>
-            <w:lang w:val="sr-Cyrl-RS" w:eastAsia="sr-Latn-RS"/>
-          </w:rPr>
-          <w:t>k?si=KEDdfC6AlmMsEUPR</w:t>
+          <w:t>https://youtu.be/pxMxAXQFH5k?si=KEDdfC6AlmMsEUPR</w:t>
         </w:r>
       </w:hyperlink>
       <w:r>
@@ -34431,35 +34272,7 @@
           <w:rFonts w:eastAsia="Times New Roman" w:cstheme="minorHAnsi"/>
           <w:lang w:val="sr-Cyrl-RS" w:eastAsia="sr-Latn-RS"/>
         </w:rPr>
-        <w:t xml:space="preserve"> </w:t>
-      </w:r>
-      <w:r>
-        <w:rPr>
-          <w:rFonts w:eastAsia="Times New Roman" w:cstheme="minorHAnsi"/>
-          <w:lang w:val="sr-Cyrl-RS" w:eastAsia="sr-Latn-RS"/>
-        </w:rPr>
-        <w:t>(напомена:</w:t>
-      </w:r>
-      <w:r>
-        <w:rPr>
-          <w:rFonts w:eastAsia="Times New Roman" w:cstheme="minorHAnsi"/>
-          <w:lang w:val="sr-Cyrl-RS" w:eastAsia="sr-Latn-RS"/>
-        </w:rPr>
-        <w:t xml:space="preserve"> видео је без звука</w:t>
-      </w:r>
-      <w:r>
-        <w:rPr>
-          <w:rFonts w:eastAsia="Times New Roman" w:cstheme="minorHAnsi"/>
-          <w:lang w:val="sr-Cyrl-RS" w:eastAsia="sr-Latn-RS"/>
-        </w:rPr>
-        <w:t>)</w:t>
-      </w:r>
-      <w:r>
-        <w:rPr>
-          <w:rFonts w:eastAsia="Times New Roman" w:cstheme="minorHAnsi"/>
-          <w:lang w:val="sr-Cyrl-RS" w:eastAsia="sr-Latn-RS"/>
-        </w:rPr>
-        <w:t>.</w:t>
+        <w:t xml:space="preserve"> (напомена: видео је без звука).</w:t>
       </w:r>
     </w:p>
     <w:sectPr>
@@ -34474,7 +34287,7 @@
 </file>
 
 <file path=word/endnotes.xml><?xml version="1.0" encoding="utf-8"?>
-<w:endnotes xmlns:wpc="http://schemas.microsoft.com/office/word/2010/wordprocessingCanvas" xmlns:cx="http://schemas.microsoft.com/office/drawing/2014/chartex" xmlns:cx1="http://schemas.microsoft.com/office/drawing/2015/9/8/chartex" xmlns:cx2="http://schemas.microsoft.com/office/drawing/2015/10/21/chartex" xmlns:cx3="http://schemas.microsoft.com/office/drawing/2016/5/9/chartex" xmlns:cx4="http://schemas.microsoft.com/office/drawing/2016/5/10/chartex" xmlns:cx5="http://schemas.microsoft.com/office/drawing/2016/5/11/chartex" xmlns:cx6="http://schemas.microsoft.com/office/drawing/2016/5/12/chartex" xmlns:cx7="http://schemas.microsoft.com/office/drawing/2016/5/13/chartex" xmlns:cx8="http://schemas.microsoft.com/office/drawing/2016/5/14/chartex" xmlns:mc="http://schemas.openxmlformats.org/markup-compatibility/2006" xmlns:aink="http://schemas.microsoft.com/office/drawing/2016/ink" xmlns:am3d="http://schemas.microsoft.com/office/drawing/2017/model3d" xmlns:o="urn:schemas-microsoft-com:office:office" xmlns:r="http://schemas.openxmlformats.org/officeDocument/2006/relationships" xmlns:m="http://schemas.openxmlformats.org/officeDocument/2006/math" xmlns:v="urn:schemas-microsoft-com:vml" xmlns:wp14="http://schemas.microsoft.com/office/word/2010/wordprocessingDrawing" xmlns:wp="http://schemas.openxmlformats.org/drawingml/2006/wordprocessingDrawing" xmlns:w10="urn:schemas-microsoft-com:office:word" xmlns:w="http://schemas.openxmlformats.org/wordprocessingml/2006/main" xmlns:w14="http://schemas.microsoft.com/office/word/2010/wordml" xmlns:w15="http://schemas.microsoft.com/office/word/2012/wordml" xmlns:w16cex="http://schemas.microsoft.com/office/word/2018/wordml/cex" xmlns:w16cid="http://schemas.microsoft.com/office/word/2016/wordml/cid" xmlns:w16="http://schemas.microsoft.com/office/word/2018/wordml" xmlns:w16se="http://schemas.microsoft.com/office/word/2015/wordml/symex" xmlns:wpg="http://schemas.microsoft.com/office/word/2010/wordprocessingGroup" xmlns:wpi="http://schemas.microsoft.com/office/word/2010/wordprocessingInk" xmlns:wne="http://schemas.microsoft.com/office/word/2006/wordml" xmlns:wps="http://schemas.microsoft.com/office/word/2010/wordprocessingShape" mc:Ignorable="w14 w15 w16se w16cid w16 w16cex wp14">
+<w:endnotes xmlns:wpc="http://schemas.microsoft.com/office/word/2010/wordprocessingCanvas" xmlns:cx="http://schemas.microsoft.com/office/drawing/2014/chartex" xmlns:cx1="http://schemas.microsoft.com/office/drawing/2015/9/8/chartex" xmlns:cx2="http://schemas.microsoft.com/office/drawing/2015/10/21/chartex" xmlns:cx3="http://schemas.microsoft.com/office/drawing/2016/5/9/chartex" xmlns:cx4="http://schemas.microsoft.com/office/drawing/2016/5/10/chartex" xmlns:cx5="http://schemas.microsoft.com/office/drawing/2016/5/11/chartex" xmlns:cx6="http://schemas.microsoft.com/office/drawing/2016/5/12/chartex" xmlns:cx7="http://schemas.microsoft.com/office/drawing/2016/5/13/chartex" xmlns:cx8="http://schemas.microsoft.com/office/drawing/2016/5/14/chartex" xmlns:mc="http://schemas.openxmlformats.org/markup-compatibility/2006" xmlns:aink="http://schemas.microsoft.com/office/drawing/2016/ink" xmlns:am3d="http://schemas.microsoft.com/office/drawing/2017/model3d" xmlns:o="urn:schemas-microsoft-com:office:office" xmlns:oel="http://schemas.microsoft.com/office/2019/extlst" xmlns:r="http://schemas.openxmlformats.org/officeDocument/2006/relationships" xmlns:m="http://schemas.openxmlformats.org/officeDocument/2006/math" xmlns:v="urn:schemas-microsoft-com:vml" xmlns:wp14="http://schemas.microsoft.com/office/word/2010/wordprocessingDrawing" xmlns:wp="http://schemas.openxmlformats.org/drawingml/2006/wordprocessingDrawing" xmlns:w10="urn:schemas-microsoft-com:office:word" xmlns:w="http://schemas.openxmlformats.org/wordprocessingml/2006/main" xmlns:w14="http://schemas.microsoft.com/office/word/2010/wordml" xmlns:w15="http://schemas.microsoft.com/office/word/2012/wordml" xmlns:w16cex="http://schemas.microsoft.com/office/word/2018/wordml/cex" xmlns:w16cid="http://schemas.microsoft.com/office/word/2016/wordml/cid" xmlns:w16="http://schemas.microsoft.com/office/word/2018/wordml" xmlns:w16du="http://schemas.microsoft.com/office/word/2023/wordml/word16du" xmlns:w16sdtdh="http://schemas.microsoft.com/office/word/2020/wordml/sdtdatahash" xmlns:w16sdtfl="http://schemas.microsoft.com/office/word/2024/wordml/sdtformatlock" xmlns:w16se="http://schemas.microsoft.com/office/word/2015/wordml/symex" xmlns:wpg="http://schemas.microsoft.com/office/word/2010/wordprocessingGroup" xmlns:wpi="http://schemas.microsoft.com/office/word/2010/wordprocessingInk" xmlns:wne="http://schemas.microsoft.com/office/word/2006/wordml" xmlns:wps="http://schemas.microsoft.com/office/word/2010/wordprocessingShape" mc:Ignorable="w14 w15 w16se w16cid w16 w16cex w16sdtdh w16sdtfl w16du wp14">
   <w:endnote w:type="separator" w:id="-1">
     <w:p>
       <w:pPr>
@@ -34499,7 +34312,7 @@
 </file>
 
 <file path=word/footnotes.xml><?xml version="1.0" encoding="utf-8"?>
-<w:footnotes xmlns:wpc="http://schemas.microsoft.com/office/word/2010/wordprocessingCanvas" xmlns:cx="http://schemas.microsoft.com/office/drawing/2014/chartex" xmlns:cx1="http://schemas.microsoft.com/office/drawing/2015/9/8/chartex" xmlns:cx2="http://schemas.microsoft.com/office/drawing/2015/10/21/chartex" xmlns:cx3="http://schemas.microsoft.com/office/drawing/2016/5/9/chartex" xmlns:cx4="http://schemas.microsoft.com/office/drawing/2016/5/10/chartex" xmlns:cx5="http://schemas.microsoft.com/office/drawing/2016/5/11/chartex" xmlns:cx6="http://schemas.microsoft.com/office/drawing/2016/5/12/chartex" xmlns:cx7="http://schemas.microsoft.com/office/drawing/2016/5/13/chartex" xmlns:cx8="http://schemas.microsoft.com/office/drawing/2016/5/14/chartex" xmlns:mc="http://schemas.openxmlformats.org/markup-compatibility/2006" xmlns:aink="http://schemas.microsoft.com/office/drawing/2016/ink" xmlns:am3d="http://schemas.microsoft.com/office/drawing/2017/model3d" xmlns:o="urn:schemas-microsoft-com:office:office" xmlns:r="http://schemas.openxmlformats.org/officeDocument/2006/relationships" xmlns:m="http://schemas.openxmlformats.org/officeDocument/2006/math" xmlns:v="urn:schemas-microsoft-com:vml" xmlns:wp14="http://schemas.microsoft.com/office/word/2010/wordprocessingDrawing" xmlns:wp="http://schemas.openxmlformats.org/drawingml/2006/wordprocessingDrawing" xmlns:w10="urn:schemas-microsoft-com:office:word" xmlns:w="http://schemas.openxmlformats.org/wordprocessingml/2006/main" xmlns:w14="http://schemas.microsoft.com/office/word/2010/wordml" xmlns:w15="http://schemas.microsoft.com/office/word/2012/wordml" xmlns:w16cex="http://schemas.microsoft.com/office/word/2018/wordml/cex" xmlns:w16cid="http://schemas.microsoft.com/office/word/2016/wordml/cid" xmlns:w16="http://schemas.microsoft.com/office/word/2018/wordml" xmlns:w16se="http://schemas.microsoft.com/office/word/2015/wordml/symex" xmlns:wpg="http://schemas.microsoft.com/office/word/2010/wordprocessingGroup" xmlns:wpi="http://schemas.microsoft.com/office/word/2010/wordprocessingInk" xmlns:wne="http://schemas.microsoft.com/office/word/2006/wordml" xmlns:wps="http://schemas.microsoft.com/office/word/2010/wordprocessingShape" mc:Ignorable="w14 w15 w16se w16cid w16 w16cex wp14">
+<w:footnotes xmlns:wpc="http://schemas.microsoft.com/office/word/2010/wordprocessingCanvas" xmlns:cx="http://schemas.microsoft.com/office/drawing/2014/chartex" xmlns:cx1="http://schemas.microsoft.com/office/drawing/2015/9/8/chartex" xmlns:cx2="http://schemas.microsoft.com/office/drawing/2015/10/21/chartex" xmlns:cx3="http://schemas.microsoft.com/office/drawing/2016/5/9/chartex" xmlns:cx4="http://schemas.microsoft.com/office/drawing/2016/5/10/chartex" xmlns:cx5="http://schemas.microsoft.com/office/drawing/2016/5/11/chartex" xmlns:cx6="http://schemas.microsoft.com/office/drawing/2016/5/12/chartex" xmlns:cx7="http://schemas.microsoft.com/office/drawing/2016/5/13/chartex" xmlns:cx8="http://schemas.microsoft.com/office/drawing/2016/5/14/chartex" xmlns:mc="http://schemas.openxmlformats.org/markup-compatibility/2006" xmlns:aink="http://schemas.microsoft.com/office/drawing/2016/ink" xmlns:am3d="http://schemas.microsoft.com/office/drawing/2017/model3d" xmlns:o="urn:schemas-microsoft-com:office:office" xmlns:oel="http://schemas.microsoft.com/office/2019/extlst" xmlns:r="http://schemas.openxmlformats.org/officeDocument/2006/relationships" xmlns:m="http://schemas.openxmlformats.org/officeDocument/2006/math" xmlns:v="urn:schemas-microsoft-com:vml" xmlns:wp14="http://schemas.microsoft.com/office/word/2010/wordprocessingDrawing" xmlns:wp="http://schemas.openxmlformats.org/drawingml/2006/wordprocessingDrawing" xmlns:w10="urn:schemas-microsoft-com:office:word" xmlns:w="http://schemas.openxmlformats.org/wordprocessingml/2006/main" xmlns:w14="http://schemas.microsoft.com/office/word/2010/wordml" xmlns:w15="http://schemas.microsoft.com/office/word/2012/wordml" xmlns:w16cex="http://schemas.microsoft.com/office/word/2018/wordml/cex" xmlns:w16cid="http://schemas.microsoft.com/office/word/2016/wordml/cid" xmlns:w16="http://schemas.microsoft.com/office/word/2018/wordml" xmlns:w16du="http://schemas.microsoft.com/office/word/2023/wordml/word16du" xmlns:w16sdtdh="http://schemas.microsoft.com/office/word/2020/wordml/sdtdatahash" xmlns:w16sdtfl="http://schemas.microsoft.com/office/word/2024/wordml/sdtformatlock" xmlns:w16se="http://schemas.microsoft.com/office/word/2015/wordml/symex" xmlns:wpg="http://schemas.microsoft.com/office/word/2010/wordprocessingGroup" xmlns:wpi="http://schemas.microsoft.com/office/word/2010/wordprocessingInk" xmlns:wne="http://schemas.microsoft.com/office/word/2006/wordml" xmlns:wps="http://schemas.microsoft.com/office/word/2010/wordprocessingShape" mc:Ignorable="w14 w15 w16se w16cid w16 w16cex w16sdtdh w16sdtfl w16du wp14">
   <w:footnote w:type="separator" w:id="-1">
     <w:p>
       <w:pPr>
@@ -34524,7 +34337,7 @@
 </file>
 
 <file path=word/header1.xml><?xml version="1.0" encoding="utf-8"?>
-<w:hdr xmlns:wpc="http://schemas.microsoft.com/office/word/2010/wordprocessingCanvas" xmlns:cx="http://schemas.microsoft.com/office/drawing/2014/chartex" xmlns:cx1="http://schemas.microsoft.com/office/drawing/2015/9/8/chartex" xmlns:cx2="http://schemas.microsoft.com/office/drawing/2015/10/21/chartex" xmlns:cx3="http://schemas.microsoft.com/office/drawing/2016/5/9/chartex" xmlns:cx4="http://schemas.microsoft.com/office/drawing/2016/5/10/chartex" xmlns:cx5="http://schemas.microsoft.com/office/drawing/2016/5/11/chartex" xmlns:cx6="http://schemas.microsoft.com/office/drawing/2016/5/12/chartex" xmlns:cx7="http://schemas.microsoft.com/office/drawing/2016/5/13/chartex" xmlns:cx8="http://schemas.microsoft.com/office/drawing/2016/5/14/chartex" xmlns:mc="http://schemas.openxmlformats.org/markup-compatibility/2006" xmlns:aink="http://schemas.microsoft.com/office/drawing/2016/ink" xmlns:am3d="http://schemas.microsoft.com/office/drawing/2017/model3d" xmlns:o="urn:schemas-microsoft-com:office:office" xmlns:r="http://schemas.openxmlformats.org/officeDocument/2006/relationships" xmlns:m="http://schemas.openxmlformats.org/officeDocument/2006/math" xmlns:v="urn:schemas-microsoft-com:vml" xmlns:wp14="http://schemas.microsoft.com/office/word/2010/wordprocessingDrawing" xmlns:wp="http://schemas.openxmlformats.org/drawingml/2006/wordprocessingDrawing" xmlns:w10="urn:schemas-microsoft-com:office:word" xmlns:w="http://schemas.openxmlformats.org/wordprocessingml/2006/main" xmlns:w14="http://schemas.microsoft.com/office/word/2010/wordml" xmlns:w15="http://schemas.microsoft.com/office/word/2012/wordml" xmlns:w16cex="http://schemas.microsoft.com/office/word/2018/wordml/cex" xmlns:w16cid="http://schemas.microsoft.com/office/word/2016/wordml/cid" xmlns:w16="http://schemas.microsoft.com/office/word/2018/wordml" xmlns:w16se="http://schemas.microsoft.com/office/word/2015/wordml/symex" xmlns:wpg="http://schemas.microsoft.com/office/word/2010/wordprocessingGroup" xmlns:wpi="http://schemas.microsoft.com/office/word/2010/wordprocessingInk" xmlns:wne="http://schemas.microsoft.com/office/word/2006/wordml" xmlns:wps="http://schemas.microsoft.com/office/word/2010/wordprocessingShape" mc:Ignorable="w14 w15 w16se w16cid w16 w16cex wp14">
+<w:hdr xmlns:wpc="http://schemas.microsoft.com/office/word/2010/wordprocessingCanvas" xmlns:cx="http://schemas.microsoft.com/office/drawing/2014/chartex" xmlns:cx1="http://schemas.microsoft.com/office/drawing/2015/9/8/chartex" xmlns:cx2="http://schemas.microsoft.com/office/drawing/2015/10/21/chartex" xmlns:cx3="http://schemas.microsoft.com/office/drawing/2016/5/9/chartex" xmlns:cx4="http://schemas.microsoft.com/office/drawing/2016/5/10/chartex" xmlns:cx5="http://schemas.microsoft.com/office/drawing/2016/5/11/chartex" xmlns:cx6="http://schemas.microsoft.com/office/drawing/2016/5/12/chartex" xmlns:cx7="http://schemas.microsoft.com/office/drawing/2016/5/13/chartex" xmlns:cx8="http://schemas.microsoft.com/office/drawing/2016/5/14/chartex" xmlns:mc="http://schemas.openxmlformats.org/markup-compatibility/2006" xmlns:aink="http://schemas.microsoft.com/office/drawing/2016/ink" xmlns:am3d="http://schemas.microsoft.com/office/drawing/2017/model3d" xmlns:o="urn:schemas-microsoft-com:office:office" xmlns:oel="http://schemas.microsoft.com/office/2019/extlst" xmlns:r="http://schemas.openxmlformats.org/officeDocument/2006/relationships" xmlns:m="http://schemas.openxmlformats.org/officeDocument/2006/math" xmlns:v="urn:schemas-microsoft-com:vml" xmlns:wp14="http://schemas.microsoft.com/office/word/2010/wordprocessingDrawing" xmlns:wp="http://schemas.openxmlformats.org/drawingml/2006/wordprocessingDrawing" xmlns:w10="urn:schemas-microsoft-com:office:word" xmlns:w="http://schemas.openxmlformats.org/wordprocessingml/2006/main" xmlns:w14="http://schemas.microsoft.com/office/word/2010/wordml" xmlns:w15="http://schemas.microsoft.com/office/word/2012/wordml" xmlns:w16cex="http://schemas.microsoft.com/office/word/2018/wordml/cex" xmlns:w16cid="http://schemas.microsoft.com/office/word/2016/wordml/cid" xmlns:w16="http://schemas.microsoft.com/office/word/2018/wordml" xmlns:w16du="http://schemas.microsoft.com/office/word/2023/wordml/word16du" xmlns:w16sdtdh="http://schemas.microsoft.com/office/word/2020/wordml/sdtdatahash" xmlns:w16sdtfl="http://schemas.microsoft.com/office/word/2024/wordml/sdtformatlock" xmlns:w16se="http://schemas.microsoft.com/office/word/2015/wordml/symex" xmlns:wpg="http://schemas.microsoft.com/office/word/2010/wordprocessingGroup" xmlns:wpi="http://schemas.microsoft.com/office/word/2010/wordprocessingInk" xmlns:wne="http://schemas.microsoft.com/office/word/2006/wordml" xmlns:wps="http://schemas.microsoft.com/office/word/2010/wordprocessingShape" mc:Ignorable="w14 w15 w16se w16cid w16 w16cex w16sdtdh w16sdtfl w16du wp14">
   <w:sdt>
     <w:sdtPr>
       <w:id w:val="1488671362"/>
@@ -34755,7 +34568,7 @@
 </file>
 
 <file path=word/numbering.xml><?xml version="1.0" encoding="utf-8"?>
-<w:numbering xmlns:wpc="http://schemas.microsoft.com/office/word/2010/wordprocessingCanvas" xmlns:cx="http://schemas.microsoft.com/office/drawing/2014/chartex" xmlns:cx1="http://schemas.microsoft.com/office/drawing/2015/9/8/chartex" xmlns:cx2="http://schemas.microsoft.com/office/drawing/2015/10/21/chartex" xmlns:cx3="http://schemas.microsoft.com/office/drawing/2016/5/9/chartex" xmlns:cx4="http://schemas.microsoft.com/office/drawing/2016/5/10/chartex" xmlns:cx5="http://schemas.microsoft.com/office/drawing/2016/5/11/chartex" xmlns:cx6="http://schemas.microsoft.com/office/drawing/2016/5/12/chartex" xmlns:cx7="http://schemas.microsoft.com/office/drawing/2016/5/13/chartex" xmlns:cx8="http://schemas.microsoft.com/office/drawing/2016/5/14/chartex" xmlns:mc="http://schemas.openxmlformats.org/markup-compatibility/2006" xmlns:aink="http://schemas.microsoft.com/office/drawing/2016/ink" xmlns:am3d="http://schemas.microsoft.com/office/drawing/2017/model3d" xmlns:o="urn:schemas-microsoft-com:office:office" xmlns:r="http://schemas.openxmlformats.org/officeDocument/2006/relationships" xmlns:m="http://schemas.openxmlformats.org/officeDocument/2006/math" xmlns:v="urn:schemas-microsoft-com:vml" xmlns:wp14="http://schemas.microsoft.com/office/word/2010/wordprocessingDrawing" xmlns:wp="http://schemas.openxmlformats.org/drawingml/2006/wordprocessingDrawing" xmlns:w10="urn:schemas-microsoft-com:office:word" xmlns:w="http://schemas.openxmlformats.org/wordprocessingml/2006/main" xmlns:w14="http://schemas.microsoft.com/office/word/2010/wordml" xmlns:w15="http://schemas.microsoft.com/office/word/2012/wordml" xmlns:w16cex="http://schemas.microsoft.com/office/word/2018/wordml/cex" xmlns:w16cid="http://schemas.microsoft.com/office/word/2016/wordml/cid" xmlns:w16="http://schemas.microsoft.com/office/word/2018/wordml" xmlns:w16se="http://schemas.microsoft.com/office/word/2015/wordml/symex" xmlns:wpg="http://schemas.microsoft.com/office/word/2010/wordprocessingGroup" xmlns:wpi="http://schemas.microsoft.com/office/word/2010/wordprocessingInk" xmlns:wne="http://schemas.microsoft.com/office/word/2006/wordml" xmlns:wps="http://schemas.microsoft.com/office/word/2010/wordprocessingShape" mc:Ignorable="w14 w15 w16se w16cid w16 w16cex wp14">
+<w:numbering xmlns:wpc="http://schemas.microsoft.com/office/word/2010/wordprocessingCanvas" xmlns:cx="http://schemas.microsoft.com/office/drawing/2014/chartex" xmlns:cx1="http://schemas.microsoft.com/office/drawing/2015/9/8/chartex" xmlns:cx2="http://schemas.microsoft.com/office/drawing/2015/10/21/chartex" xmlns:cx3="http://schemas.microsoft.com/office/drawing/2016/5/9/chartex" xmlns:cx4="http://schemas.microsoft.com/office/drawing/2016/5/10/chartex" xmlns:cx5="http://schemas.microsoft.com/office/drawing/2016/5/11/chartex" xmlns:cx6="http://schemas.microsoft.com/office/drawing/2016/5/12/chartex" xmlns:cx7="http://schemas.microsoft.com/office/drawing/2016/5/13/chartex" xmlns:cx8="http://schemas.microsoft.com/office/drawing/2016/5/14/chartex" xmlns:mc="http://schemas.openxmlformats.org/markup-compatibility/2006" xmlns:aink="http://schemas.microsoft.com/office/drawing/2016/ink" xmlns:am3d="http://schemas.microsoft.com/office/drawing/2017/model3d" xmlns:o="urn:schemas-microsoft-com:office:office" xmlns:oel="http://schemas.microsoft.com/office/2019/extlst" xmlns:r="http://schemas.openxmlformats.org/officeDocument/2006/relationships" xmlns:m="http://schemas.openxmlformats.org/officeDocument/2006/math" xmlns:v="urn:schemas-microsoft-com:vml" xmlns:wp14="http://schemas.microsoft.com/office/word/2010/wordprocessingDrawing" xmlns:wp="http://schemas.openxmlformats.org/drawingml/2006/wordprocessingDrawing" xmlns:w10="urn:schemas-microsoft-com:office:word" xmlns:w="http://schemas.openxmlformats.org/wordprocessingml/2006/main" xmlns:w14="http://schemas.microsoft.com/office/word/2010/wordml" xmlns:w15="http://schemas.microsoft.com/office/word/2012/wordml" xmlns:w16cex="http://schemas.microsoft.com/office/word/2018/wordml/cex" xmlns:w16cid="http://schemas.microsoft.com/office/word/2016/wordml/cid" xmlns:w16="http://schemas.microsoft.com/office/word/2018/wordml" xmlns:w16du="http://schemas.microsoft.com/office/word/2023/wordml/word16du" xmlns:w16sdtdh="http://schemas.microsoft.com/office/word/2020/wordml/sdtdatahash" xmlns:w16sdtfl="http://schemas.microsoft.com/office/word/2024/wordml/sdtformatlock" xmlns:w16se="http://schemas.microsoft.com/office/word/2015/wordml/symex" xmlns:wpg="http://schemas.microsoft.com/office/word/2010/wordprocessingGroup" xmlns:wpi="http://schemas.microsoft.com/office/word/2010/wordprocessingInk" xmlns:wne="http://schemas.microsoft.com/office/word/2006/wordml" xmlns:wps="http://schemas.microsoft.com/office/word/2010/wordprocessingShape" mc:Ignorable="w14 w15 w16se w16cid w16 w16cex w16sdtdh w16sdtfl w16du wp14">
   <w:abstractNum w:abstractNumId="0" w15:restartNumberingAfterBreak="0">
     <w:nsid w:val="0D3D2159"/>
     <w:multiLevelType w:val="multilevel"/>
@@ -35693,31 +35506,31 @@
       </w:rPr>
     </w:lvl>
   </w:abstractNum>
-  <w:num w:numId="1">
+  <w:num w:numId="1" w16cid:durableId="1570846932">
     <w:abstractNumId w:val="3"/>
   </w:num>
-  <w:num w:numId="2">
+  <w:num w:numId="2" w16cid:durableId="2017152517">
     <w:abstractNumId w:val="4"/>
   </w:num>
-  <w:num w:numId="3">
+  <w:num w:numId="3" w16cid:durableId="1835026858">
     <w:abstractNumId w:val="2"/>
   </w:num>
-  <w:num w:numId="4">
+  <w:num w:numId="4" w16cid:durableId="125047741">
     <w:abstractNumId w:val="1"/>
   </w:num>
-  <w:num w:numId="5">
+  <w:num w:numId="5" w16cid:durableId="1171140341">
     <w:abstractNumId w:val="8"/>
   </w:num>
-  <w:num w:numId="6">
+  <w:num w:numId="6" w16cid:durableId="1780293746">
     <w:abstractNumId w:val="7"/>
   </w:num>
-  <w:num w:numId="7">
+  <w:num w:numId="7" w16cid:durableId="837232929">
     <w:abstractNumId w:val="0"/>
   </w:num>
-  <w:num w:numId="8">
+  <w:num w:numId="8" w16cid:durableId="1150949784">
     <w:abstractNumId w:val="6"/>
   </w:num>
-  <w:num w:numId="9">
+  <w:num w:numId="9" w16cid:durableId="334307580">
     <w:abstractNumId w:val="5"/>
   </w:num>
   <w:numIdMacAtCleanup w:val="7"/>
@@ -35725,7 +35538,7 @@
 </file>
 
 <file path=word/styles.xml><?xml version="1.0" encoding="utf-8"?>
-<w:styles xmlns:mc="http://schemas.openxmlformats.org/markup-compatibility/2006" xmlns:r="http://schemas.openxmlformats.org/officeDocument/2006/relationships" xmlns:w="http://schemas.openxmlformats.org/wordprocessingml/2006/main" xmlns:w14="http://schemas.microsoft.com/office/word/2010/wordml" xmlns:w15="http://schemas.microsoft.com/office/word/2012/wordml" xmlns:w16cex="http://schemas.microsoft.com/office/word/2018/wordml/cex" xmlns:w16cid="http://schemas.microsoft.com/office/word/2016/wordml/cid" xmlns:w16="http://schemas.microsoft.com/office/word/2018/wordml" xmlns:w16se="http://schemas.microsoft.com/office/word/2015/wordml/symex" mc:Ignorable="w14 w15 w16se w16cid w16 w16cex">
+<w:styles xmlns:mc="http://schemas.openxmlformats.org/markup-compatibility/2006" xmlns:r="http://schemas.openxmlformats.org/officeDocument/2006/relationships" xmlns:w="http://schemas.openxmlformats.org/wordprocessingml/2006/main" xmlns:w14="http://schemas.microsoft.com/office/word/2010/wordml" xmlns:w15="http://schemas.microsoft.com/office/word/2012/wordml" xmlns:w16cex="http://schemas.microsoft.com/office/word/2018/wordml/cex" xmlns:w16cid="http://schemas.microsoft.com/office/word/2016/wordml/cid" xmlns:w16="http://schemas.microsoft.com/office/word/2018/wordml" xmlns:w16du="http://schemas.microsoft.com/office/word/2023/wordml/word16du" xmlns:w16sdtdh="http://schemas.microsoft.com/office/word/2020/wordml/sdtdatahash" xmlns:w16sdtfl="http://schemas.microsoft.com/office/word/2024/wordml/sdtformatlock" xmlns:w16se="http://schemas.microsoft.com/office/word/2015/wordml/symex" mc:Ignorable="w14 w15 w16se w16cid w16 w16cex w16sdtdh w16sdtfl w16du">
   <w:docDefaults>
     <w:rPrDefault>
       <w:rPr>
